--- a/data/revised_2026-10_full/tracked/v2/Essential_Mathematics/SS2.1_Similarity_and_Enlargement/Essential_Mathematics_Similarity_and_Enlargement_CBE_LessonSequence_TRACKED.docx
+++ b/data/revised_2026-10_full/tracked/v2/Essential_Mathematics/SS2.1_Similarity_and_Enlargement/Essential_Mathematics_Similarity_and_Enlargement_CBE_LessonSequence_TRACKED.docx
@@ -440,7 +440,7 @@
               </w:rPr>
               <w:t xml:space="preserve">8 lessons × </w:t>
             </w:r>
-            <w:del w:id="9001" w:author="Claude (AI) - proposed" w:date="2026-10-15T20:14:48Z">
+            <w:del w:id="9001" w:author="Claude (AI) - proposed" w:date="2026-10-18T00:28:32Z">
               <w:r>
                 <w:rPr>
                   <w:rFonts w:ascii="Arial" w:cs="Arial" w:eastAsia="Arial" w:hAnsi="Arial"/>
@@ -455,7 +455,7 @@
                 <w:delText xml:space="preserve">40 minutes = 320</w:delText>
               </w:r>
             </w:del>
-            <w:ins w:id="9002" w:author="Claude (AI) - proposed" w:date="2026-10-15T20:14:48Z">
+            <w:ins w:id="9002" w:author="Claude (AI) - proposed" w:date="2026-10-18T00:28:32Z">
               <w:r>
                 <w:rPr>
                   <w:rFonts w:ascii="Arial" w:cs="Arial" w:eastAsia="Arial" w:hAnsi="Arial"/>
@@ -1663,7 +1663,7 @@
               </w:rPr>
               <w:t xml:space="preserve">A mandazi vendor in Kisumu sells small, medium and large sufurias of githeri that look exactly the same shape. The large sufuria is twice as tall and twice as wide as the small one and is priced at only twice the small price. Yet customers who buy the large sufuria say it feeds far more people than twice as many, and the vendor's </w:t>
             </w:r>
-            <w:del w:id="9003" w:author="Claude (AI) - proposed" w:date="2026-10-15T20:14:48Z">
+            <w:del w:id="9003" w:author="Claude (AI) - proposed" w:date="2026-10-18T00:28:32Z">
               <w:r>
                 <w:rPr>
                   <w:rFonts w:ascii="Arial" w:cs="Arial" w:eastAsia="Arial" w:hAnsi="Arial"/>
@@ -1678,7 +1678,7 @@
                 <w:delText xml:space="preserve">cooking oil used to paint</w:delText>
               </w:r>
             </w:del>
-            <w:ins w:id="9004" w:author="Claude (AI) - proposed" w:date="2026-10-15T20:14:48Z">
+            <w:ins w:id="9004" w:author="Claude (AI) - proposed" w:date="2026-10-18T00:28:32Z">
               <w:r>
                 <w:rPr>
                   <w:rFonts w:ascii="Arial" w:cs="Arial" w:eastAsia="Arial" w:hAnsi="Arial"/>
@@ -2002,7 +2002,7 @@
               </w:rPr>
               <w:t xml:space="preserve">–  A map of </w:t>
             </w:r>
-            <w:del w:id="9005" w:author="Claude (AI) - proposed" w:date="2026-10-15T20:14:48Z">
+            <w:del w:id="9005" w:author="Claude (AI) - proposed" w:date="2026-10-18T00:28:32Z">
               <w:r>
                 <w:rPr>
                   <w:rFonts w:ascii="Arial" w:cs="Arial" w:eastAsia="Arial" w:hAnsi="Arial"/>
@@ -2017,7 +2017,7 @@
                 <w:delText xml:space="preserve">Lake Victoria on a</w:delText>
               </w:r>
             </w:del>
-            <w:ins w:id="9006" w:author="Claude (AI) - proposed" w:date="2026-10-15T20:14:48Z">
+            <w:ins w:id="9006" w:author="Claude (AI) - proposed" w:date="2026-10-18T00:28:32Z">
               <w:r>
                 <w:rPr>
                   <w:rFonts w:ascii="Arial" w:cs="Arial" w:eastAsia="Arial" w:hAnsi="Arial"/>
@@ -2045,7 +2045,7 @@
               </w:rPr>
               <w:t xml:space="preserve"> 1:50,000 </w:t>
             </w:r>
-            <w:del w:id="9007" w:author="Claude (AI) - proposed" w:date="2026-10-15T20:14:48Z">
+            <w:del w:id="9007" w:author="Claude (AI) - proposed" w:date="2026-10-18T00:28:32Z">
               <w:r>
                 <w:rPr>
                   <w:rFonts w:ascii="Arial" w:cs="Arial" w:eastAsia="Arial" w:hAnsi="Arial"/>
@@ -2060,7 +2060,7 @@
                 <w:delText xml:space="preserve">scale shows a small shape</w:delText>
               </w:r>
             </w:del>
-            <w:ins w:id="9008" w:author="Claude (AI) - proposed" w:date="2026-10-15T20:14:48Z">
+            <w:ins w:id="9008" w:author="Claude (AI) - proposed" w:date="2026-10-18T00:28:32Z">
               <w:r>
                 <w:rPr>
                   <w:rFonts w:ascii="Arial" w:cs="Arial" w:eastAsia="Arial" w:hAnsi="Arial"/>
@@ -2088,7 +2088,7 @@
               </w:rPr>
               <w:t xml:space="preserve">, but the real </w:t>
             </w:r>
-            <w:del w:id="9009" w:author="Claude (AI) - proposed" w:date="2026-10-15T20:14:48Z">
+            <w:del w:id="9009" w:author="Claude (AI) - proposed" w:date="2026-10-18T00:28:32Z">
               <w:r>
                 <w:rPr>
                   <w:rFonts w:ascii="Arial" w:cs="Arial" w:eastAsia="Arial" w:hAnsi="Arial"/>
@@ -2103,7 +2103,7 @@
                 <w:delText xml:space="preserve">lake</w:delText>
               </w:r>
             </w:del>
-            <w:ins w:id="9010" w:author="Claude (AI) - proposed" w:date="2026-10-15T20:14:48Z">
+            <w:ins w:id="9010" w:author="Claude (AI) - proposed" w:date="2026-10-18T00:28:32Z">
               <w:r>
                 <w:rPr>
                   <w:rFonts w:ascii="Arial" w:cs="Arial" w:eastAsia="Arial" w:hAnsi="Arial"/>
@@ -2131,7 +2131,7 @@
               </w:rPr>
               <w:t xml:space="preserve"> covers a huge area</w:t>
             </w:r>
-            <w:ins w:id="9011" w:author="Claude (AI) - proposed" w:date="2026-10-15T20:14:48Z">
+            <w:ins w:id="9011" w:author="Claude (AI) - proposed" w:date="2026-10-18T00:28:32Z">
               <w:r>
                 <w:rPr>
                   <w:rFonts w:ascii="Arial" w:cs="Arial" w:eastAsia="Arial" w:hAnsi="Arial"/>
@@ -2321,7 +2321,7 @@
         </w:rPr>
         <w:t xml:space="preserve">© 2026 SeaVuria and ARES. This work is licensed under a </w:t>
       </w:r>
-      <w:hyperlink w:history="1" r:id="rIdwlqy9a4isbyfi0zioukzn">
+      <w:hyperlink w:history="1" r:id="rIdzk8p4k6vnhbog1rnjbvop">
         <w:r>
           <w:rPr>
             <w:rFonts w:ascii="Arial" w:cs="Arial" w:eastAsia="Arial" w:hAnsi="Arial"/>
@@ -2341,7 +2341,7 @@
         </w:rPr>
         <w:t xml:space="preserve"> (</w:t>
       </w:r>
-      <w:hyperlink w:history="1" r:id="rIde3zavelsr-8wsr9zimovw">
+      <w:hyperlink w:history="1" r:id="rIdu5sj_pjomvoeuhthiiinr">
         <w:r>
           <w:rPr>
             <w:rFonts w:ascii="Arial" w:cs="Arial" w:eastAsia="Arial" w:hAnsi="Arial"/>
@@ -2361,7 +2361,7 @@
         </w:rPr>
         <w:t xml:space="preserve">). To view a copy of this license, visit </w:t>
       </w:r>
-      <w:hyperlink w:history="1" r:id="rIdpcpg8jbwsvr65opfxtq5d">
+      <w:hyperlink w:history="1" r:id="rIdbrohsu3wx7wfcnisgi-_e">
         <w:r>
           <w:rPr>
             <w:rFonts w:ascii="Arial" w:cs="Arial" w:eastAsia="Arial" w:hAnsi="Arial"/>
@@ -3112,7 +3112,7 @@
               </w:rPr>
               <w:t xml:space="preserve">The teacher tells the story of Mama Achieng, the mandazi and githeri vendor at Kibuye Market in Kisumu, who sells githeri in three sufuria sizes. Learners are shown three real or cardboard-model sufurias (S: height 12 cm, diameter 16 cm, KSh 60; M: height 18 cm, diameter 24 cm, KSh 90; L: height 24 cm, diameter 32 cm, KSh 120). They notice the large sufuria is 2 times as tall and 2 times as wide as the small one and costs only twice as much, yet customers say it feeds far more than twice as many people, and the oil paint on the outside costs more than double. Learners first predict individually, then in groups of 4 they measure the sufurias and compare, and collect and sort containers and objects (tins, cups, plates, books, photo frames, mandazi cutters, bottle tops, sheets of paper) into similar and non-similar sets, noting equal corresponding angles and proportional sides. Whole-class discussion builds a working definition of similar. The class opens a Driving Question Board with the driving question and their own questions, and starts a first model (a drawing and sentence) to explain why capacity and paint might not just double. No final capacity or paint figures are given: the puzzle stays open for later lessons.</w:t>
             </w:r>
-            <w:ins w:id="9012" w:author="Claude (AI) - proposed" w:date="2026-10-15T20:14:48Z">
+            <w:ins w:id="9012" w:author="Claude (AI) - proposed" w:date="2026-10-18T00:28:32Z">
               <w:r>
                 <w:rPr>
                   <w:rFonts w:ascii="Arial" w:cs="Arial" w:eastAsia="Arial" w:hAnsi="Arial"/>
@@ -3415,7 +3415,7 @@
             <w:pPr>
               <w:spacing w:after="20" w:before="0"/>
             </w:pPr>
-            <w:hyperlink w:history="1" r:id="rIdzjlaeslalhbvbdgob3jlo">
+            <w:hyperlink w:history="1" r:id="rIdjvj7faglk7okjtvcnxem0">
               <w:r>
                 <w:rPr>
                   <w:rFonts w:ascii="Arial" w:cs="Arial" w:eastAsia="Arial" w:hAnsi="Arial"/>
@@ -3448,7 +3448,7 @@
               <w:spacing w:after="10" w:before="0"/>
               <w:ind w:left="120"/>
             </w:pPr>
-            <w:hyperlink w:history="1" r:id="rIdsupbgmfiglutptnhjutbg">
+            <w:hyperlink w:history="1" r:id="rIdleu7xf7pt2ttciiwljscp">
               <w:r>
                 <w:rPr>
                   <w:rFonts w:ascii="Arial" w:cs="Arial" w:eastAsia="Arial" w:hAnsi="Arial"/>
@@ -3493,7 +3493,7 @@
             <w:pPr>
               <w:spacing w:after="20" w:before="0"/>
             </w:pPr>
-            <w:hyperlink w:history="1" r:id="rIdcuasx_4kt5fdyc0mgjbde">
+            <w:hyperlink w:history="1" r:id="rIdrcthpiexaawmrzb4br9pt">
               <w:r>
                 <w:rPr>
                   <w:rFonts w:ascii="Arial" w:cs="Arial" w:eastAsia="Arial" w:hAnsi="Arial"/>
@@ -3526,7 +3526,7 @@
               <w:spacing w:after="10" w:before="0"/>
               <w:ind w:left="120"/>
             </w:pPr>
-            <w:hyperlink w:history="1" r:id="rIdqq98pqtu3og0-a8v27o3l">
+            <w:hyperlink w:history="1" r:id="rId-da6jijagjmojtwq7kkg3">
               <w:r>
                 <w:rPr>
                   <w:rFonts w:ascii="Arial" w:cs="Arial" w:eastAsia="Arial" w:hAnsi="Arial"/>
@@ -3726,7 +3726,7 @@
             <w:pPr>
               <w:spacing w:after="20" w:before="0"/>
             </w:pPr>
-            <w:hyperlink w:history="1" r:id="rId33zsavsw39i19l19wz-o7">
+            <w:hyperlink w:history="1" r:id="rIdfirdhjdatmbqzojf6_rya">
               <w:r>
                 <w:rPr>
                   <w:rFonts w:ascii="Arial" w:cs="Arial" w:eastAsia="Arial" w:hAnsi="Arial"/>
@@ -3759,7 +3759,7 @@
               <w:spacing w:after="10" w:before="0"/>
               <w:ind w:left="120"/>
             </w:pPr>
-            <w:hyperlink w:history="1" r:id="rIdkzfuremhrearj9tdi1_lb">
+            <w:hyperlink w:history="1" r:id="rIdzuoecsesv_q6degukrlse">
               <w:r>
                 <w:rPr>
                   <w:rFonts w:ascii="Arial" w:cs="Arial" w:eastAsia="Arial" w:hAnsi="Arial"/>
@@ -3804,7 +3804,7 @@
             <w:pPr>
               <w:spacing w:after="20" w:before="0"/>
             </w:pPr>
-            <w:hyperlink w:history="1" r:id="rIdlmarkw7x0vggbparljeo_">
+            <w:hyperlink w:history="1" r:id="rIdthmrg39-rmzdu5lnqwsy2">
               <w:r>
                 <w:rPr>
                   <w:rFonts w:ascii="Arial" w:cs="Arial" w:eastAsia="Arial" w:hAnsi="Arial"/>
@@ -3837,7 +3837,7 @@
               <w:spacing w:after="10" w:before="0"/>
               <w:ind w:left="120"/>
             </w:pPr>
-            <w:hyperlink w:history="1" r:id="rId-be21vcj0x0hzwpz1dox8">
+            <w:hyperlink w:history="1" r:id="rIdy8bxie8hndmurxjcruolo">
               <w:r>
                 <w:rPr>
                   <w:rFonts w:ascii="Arial" w:cs="Arial" w:eastAsia="Arial" w:hAnsi="Arial"/>
@@ -3882,7 +3882,7 @@
               </w:rPr>
               <w:t xml:space="preserve">Part A (about </w:t>
             </w:r>
-            <w:del w:id="9013" w:author="Claude (AI) - proposed" w:date="2026-10-15T20:14:48Z">
+            <w:del w:id="9013" w:author="Claude (AI) - proposed" w:date="2026-10-18T00:28:32Z">
               <w:r>
                 <w:rPr>
                   <w:rFonts w:ascii="Arial" w:cs="Arial" w:eastAsia="Arial" w:hAnsi="Arial"/>
@@ -3897,7 +3897,7 @@
                 <w:delText xml:space="preserve">15</w:delText>
               </w:r>
             </w:del>
-            <w:ins w:id="9014" w:author="Claude (AI) - proposed" w:date="2026-10-15T20:14:48Z">
+            <w:ins w:id="9014" w:author="Claude (AI) - proposed" w:date="2026-10-18T00:28:32Z">
               <w:r>
                 <w:rPr>
                   <w:rFonts w:ascii="Arial" w:cs="Arial" w:eastAsia="Arial" w:hAnsi="Arial"/>
@@ -3925,7 +3925,7 @@
               </w:rPr>
               <w:t xml:space="preserve"> min): In groups of 4, learners measure sufuria S, M and L with a ruler and string (height and diameter, using string around the base to compare), and record in a table: height, diameter, price. They calculate and record the ratios M:S and L:S for height and for diameter (12 : 18 : 24 and 16 : 24 : 32, so 1 : 1.5 : 2 each time) and compare the price ratios (60 : 90 : 120). They notice every length of the large sufuria is 2 times the small one, and that the base and the rim are circles in all three, and the sides are straight and upright in all three (angles at the rim and base look the same). Part B (about </w:t>
             </w:r>
-            <w:del w:id="9015" w:author="Claude (AI) - proposed" w:date="2026-10-15T20:14:48Z">
+            <w:del w:id="9015" w:author="Claude (AI) - proposed" w:date="2026-10-18T00:28:32Z">
               <w:r>
                 <w:rPr>
                   <w:rFonts w:ascii="Arial" w:cs="Arial" w:eastAsia="Arial" w:hAnsi="Arial"/>
@@ -3940,7 +3940,7 @@
                 <w:delText xml:space="preserve">25</w:delText>
               </w:r>
             </w:del>
-            <w:ins w:id="9016" w:author="Claude (AI) - proposed" w:date="2026-10-15T20:14:48Z">
+            <w:ins w:id="9016" w:author="Claude (AI) - proposed" w:date="2026-10-18T00:28:32Z">
               <w:r>
                 <w:rPr>
                   <w:rFonts w:ascii="Arial" w:cs="Arial" w:eastAsia="Arial" w:hAnsi="Arial"/>
@@ -4123,7 +4123,7 @@
             <w:pPr>
               <w:spacing w:after="20" w:before="0"/>
             </w:pPr>
-            <w:hyperlink w:history="1" r:id="rIdhkb_ggy6dpdwbfx0lmhxe">
+            <w:hyperlink w:history="1" r:id="rId_e2uc766m6ydjkeucz7br">
               <w:r>
                 <w:rPr>
                   <w:rFonts w:ascii="Arial" w:cs="Arial" w:eastAsia="Arial" w:hAnsi="Arial"/>
@@ -4172,7 +4172,7 @@
               <w:spacing w:after="10" w:before="0"/>
               <w:ind w:left="120"/>
             </w:pPr>
-            <w:hyperlink w:history="1" r:id="rIdjicwtzrzaycr1prxnjnor">
+            <w:hyperlink w:history="1" r:id="rId2d4o9bq1uedq_pi4wods_">
               <w:r>
                 <w:rPr>
                   <w:rFonts w:ascii="Arial" w:cs="Arial" w:eastAsia="Arial" w:hAnsi="Arial"/>
@@ -4217,7 +4217,7 @@
             <w:pPr>
               <w:spacing w:after="20" w:before="0"/>
             </w:pPr>
-            <w:hyperlink w:history="1" r:id="rIdpfyb-xverr_xwegmniaix">
+            <w:hyperlink w:history="1" r:id="rIdlshpziqdukljgzqyrjgmo">
               <w:r>
                 <w:rPr>
                   <w:rFonts w:ascii="Arial" w:cs="Arial" w:eastAsia="Arial" w:hAnsi="Arial"/>
@@ -4266,7 +4266,7 @@
               <w:spacing w:after="10" w:before="0"/>
               <w:ind w:left="120"/>
             </w:pPr>
-            <w:hyperlink w:history="1" r:id="rIdd_9ltxcykyflq1rud3ltt">
+            <w:hyperlink w:history="1" r:id="rIdmythsxafbe4tfc1bk42hs">
               <w:r>
                 <w:rPr>
                   <w:rFonts w:ascii="Arial" w:cs="Arial" w:eastAsia="Arial" w:hAnsi="Arial"/>
@@ -4466,7 +4466,7 @@
             <w:pPr>
               <w:spacing w:after="20" w:before="0"/>
             </w:pPr>
-            <w:hyperlink w:history="1" r:id="rId4qyngy_8vbbfkfrokrwyj">
+            <w:hyperlink w:history="1" r:id="rIdoq6vxctpxhcyblx8bhrcq">
               <w:r>
                 <w:rPr>
                   <w:rFonts w:ascii="Arial" w:cs="Arial" w:eastAsia="Arial" w:hAnsi="Arial"/>
@@ -4515,7 +4515,7 @@
               <w:spacing w:after="10" w:before="0"/>
               <w:ind w:left="120"/>
             </w:pPr>
-            <w:hyperlink w:history="1" r:id="rId8buzza7fiegoeonp58jaa">
+            <w:hyperlink w:history="1" r:id="rIdgm2-a8dwf_hp3dbtlf3ve">
               <w:r>
                 <w:rPr>
                   <w:rFonts w:ascii="Arial" w:cs="Arial" w:eastAsia="Arial" w:hAnsi="Arial"/>
@@ -4560,7 +4560,7 @@
             <w:pPr>
               <w:spacing w:after="20" w:before="0"/>
             </w:pPr>
-            <w:hyperlink w:history="1" r:id="rIdlhss-3uy8pqzoxn6o1uvm">
+            <w:hyperlink w:history="1" r:id="rId00sgwglmk1hs8ibswyf92">
               <w:r>
                 <w:rPr>
                   <w:rFonts w:ascii="Arial" w:cs="Arial" w:eastAsia="Arial" w:hAnsi="Arial"/>
@@ -4609,7 +4609,7 @@
               <w:spacing w:after="10" w:before="0"/>
               <w:ind w:left="120"/>
             </w:pPr>
-            <w:hyperlink w:history="1" r:id="rIdab9w9pr674qftzfwz_jd7">
+            <w:hyperlink w:history="1" r:id="rIdtbu1ax4o64xj6iqrsderi">
               <w:r>
                 <w:rPr>
                   <w:rFonts w:ascii="Arial" w:cs="Arial" w:eastAsia="Arial" w:hAnsi="Arial"/>
@@ -4809,7 +4809,7 @@
             <w:pPr>
               <w:spacing w:after="20" w:before="0"/>
             </w:pPr>
-            <w:hyperlink w:history="1" r:id="rIdyx3iyqmaunsfwgmk62bko">
+            <w:hyperlink w:history="1" r:id="rIdveurre0tr3lpqk4o9baxs">
               <w:r>
                 <w:rPr>
                   <w:rFonts w:ascii="Arial" w:cs="Arial" w:eastAsia="Arial" w:hAnsi="Arial"/>
@@ -4858,7 +4858,7 @@
               <w:spacing w:after="10" w:before="0"/>
               <w:ind w:left="120"/>
             </w:pPr>
-            <w:hyperlink w:history="1" r:id="rIdi83yhptx_xqbrbctr5afk">
+            <w:hyperlink w:history="1" r:id="rIdhy_l6pjgv51csxevsxlua">
               <w:r>
                 <w:rPr>
                   <w:rFonts w:ascii="Arial" w:cs="Arial" w:eastAsia="Arial" w:hAnsi="Arial"/>
@@ -4903,7 +4903,7 @@
             <w:pPr>
               <w:spacing w:after="20" w:before="0"/>
             </w:pPr>
-            <w:hyperlink w:history="1" r:id="rIdhy2pzod8p6xyu6e-8f2dn">
+            <w:hyperlink w:history="1" r:id="rIdtc7jlqd5az-s__m9ju4ip">
               <w:r>
                 <w:rPr>
                   <w:rFonts w:ascii="Arial" w:cs="Arial" w:eastAsia="Arial" w:hAnsi="Arial"/>
@@ -4952,7 +4952,7 @@
               <w:spacing w:after="10" w:before="0"/>
               <w:ind w:left="120"/>
             </w:pPr>
-            <w:hyperlink w:history="1" r:id="rIdln4ufqmwpeecviec1invj">
+            <w:hyperlink w:history="1" r:id="rIdihrmhpqdqpspairiugifa">
               <w:r>
                 <w:rPr>
                   <w:rFonts w:ascii="Arial" w:cs="Arial" w:eastAsia="Arial" w:hAnsi="Arial"/>
@@ -5477,7 +5477,7 @@
         </w:rPr>
         <w:t xml:space="preserve">© 2026 SeaVuria and ARES. Aligned with KICD objectives. Developed by SeaVuria; technical implementation by ARES (with AI assistance from Claude). Licensed under </w:t>
       </w:r>
-      <w:hyperlink w:history="1" r:id="rId5lplai3f9w4bgyzubhftw">
+      <w:hyperlink w:history="1" r:id="rIdbicskdks_me6gfernqq9d">
         <w:r>
           <w:rPr>
             <w:rFonts w:ascii="Arial" w:cs="Arial" w:eastAsia="Arial" w:hAnsi="Arial"/>
@@ -5498,7 +5498,7 @@
         </w:rPr>
         <w:t xml:space="preserve"> (</w:t>
       </w:r>
-      <w:hyperlink w:history="1" r:id="rId7fectyu5jrk5ynd0yvrwg">
+      <w:hyperlink w:history="1" r:id="rIdlyah9uggoep4fxj4_sjkd">
         <w:r>
           <w:rPr>
             <w:rFonts w:ascii="Arial" w:cs="Arial" w:eastAsia="Arial" w:hAnsi="Arial"/>
@@ -6250,7 +6250,7 @@
               </w:rPr>
               <w:t xml:space="preserve">Mama Achieng at Kibuye Market in Kisumu sells githeri in three sufuria sizes that all look the same shape. The large one is twice as tall and twice as wide as the small one and costs KSh 120 against KSh 60, yet customers say it feeds far more than twice as many people. In Lesson 1 learners sorted objects into similar and non-similar sets. Today they ask how to check, rather than guess, that two shapes are really similar. Learners first predict which of three cut-out rectangles (A 4 cm by 6 cm, B 6 cm by 9 cm, C 6 cm by 8 cm) are similar to A. They then measure all sides and angles, and calculate the ratios 6/4 = 1.5 and 9/6 = 1.5 for B, and 6/4 = 1.5 but 8/6 = 1.33 for C. They discover that B is similar to A but C is not, even though one ratio matches. They then test the sufurias: heights 12, 18, 24 cm and diameters 16, 24, 32 cm give ratios 1 : 1.5 : 2 for both. Learners explain why the sufurias are similar, record questions on the DQB, and add the idea of constant ratio to the class model. The mystery of the capacity and paint remains open for later lessons.</w:t>
             </w:r>
-            <w:ins w:id="9017" w:author="Claude (AI) - proposed" w:date="2026-10-15T20:14:48Z">
+            <w:ins w:id="9017" w:author="Claude (AI) - proposed" w:date="2026-10-18T00:28:32Z">
               <w:r>
                 <w:rPr>
                   <w:rFonts w:ascii="Arial" w:cs="Arial" w:eastAsia="Arial" w:hAnsi="Arial"/>
@@ -6553,7 +6553,7 @@
             <w:pPr>
               <w:spacing w:after="20" w:before="0"/>
             </w:pPr>
-            <w:hyperlink w:history="1" r:id="rIdt9ybswyhff1lv_ci81hwq">
+            <w:hyperlink w:history="1" r:id="rIdq_pjupx07k_n1rz5rdidu">
               <w:r>
                 <w:rPr>
                   <w:rFonts w:ascii="Arial" w:cs="Arial" w:eastAsia="Arial" w:hAnsi="Arial"/>
@@ -6586,7 +6586,7 @@
               <w:spacing w:after="10" w:before="0"/>
               <w:ind w:left="120"/>
             </w:pPr>
-            <w:hyperlink w:history="1" r:id="rIdvokbl5fsrwaqjkv1scnxv">
+            <w:hyperlink w:history="1" r:id="rIdwhrsrjslwqu1bilhkmqsw">
               <w:r>
                 <w:rPr>
                   <w:rFonts w:ascii="Arial" w:cs="Arial" w:eastAsia="Arial" w:hAnsi="Arial"/>
@@ -6631,7 +6631,7 @@
             <w:pPr>
               <w:spacing w:after="20" w:before="0"/>
             </w:pPr>
-            <w:hyperlink w:history="1" r:id="rIdeclnyf3pv-lfpz0df-dr3">
+            <w:hyperlink w:history="1" r:id="rIdhd_nyhl2cwe22y4qbgyi0">
               <w:r>
                 <w:rPr>
                   <w:rFonts w:ascii="Arial" w:cs="Arial" w:eastAsia="Arial" w:hAnsi="Arial"/>
@@ -6664,7 +6664,7 @@
               <w:spacing w:after="10" w:before="0"/>
               <w:ind w:left="120"/>
             </w:pPr>
-            <w:hyperlink w:history="1" r:id="rIdrmdyrg8ri_eer5t2cijra">
+            <w:hyperlink w:history="1" r:id="rId3xaseujtb74zp54pw8chv">
               <w:r>
                 <w:rPr>
                   <w:rFonts w:ascii="Arial" w:cs="Arial" w:eastAsia="Arial" w:hAnsi="Arial"/>
@@ -6864,7 +6864,7 @@
             <w:pPr>
               <w:spacing w:after="20" w:before="0"/>
             </w:pPr>
-            <w:hyperlink w:history="1" r:id="rIdfx2tfooy8umdqb3ihrjcz">
+            <w:hyperlink w:history="1" r:id="rIdtv7ctjw--gnxmunu7rxpm">
               <w:r>
                 <w:rPr>
                   <w:rFonts w:ascii="Arial" w:cs="Arial" w:eastAsia="Arial" w:hAnsi="Arial"/>
@@ -6897,7 +6897,7 @@
               <w:spacing w:after="10" w:before="0"/>
               <w:ind w:left="120"/>
             </w:pPr>
-            <w:hyperlink w:history="1" r:id="rIdkr66xjiusklxeiaaqtlhl">
+            <w:hyperlink w:history="1" r:id="rIdomlhevd8afa1k3qqf9et0">
               <w:r>
                 <w:rPr>
                   <w:rFonts w:ascii="Arial" w:cs="Arial" w:eastAsia="Arial" w:hAnsi="Arial"/>
@@ -6942,7 +6942,7 @@
             <w:pPr>
               <w:spacing w:after="20" w:before="0"/>
             </w:pPr>
-            <w:hyperlink w:history="1" r:id="rIdae3trmu_i-fimkh1gcjhy">
+            <w:hyperlink w:history="1" r:id="rIdgsmpabezwlaw8zhuo6-fv">
               <w:r>
                 <w:rPr>
                   <w:rFonts w:ascii="Arial" w:cs="Arial" w:eastAsia="Arial" w:hAnsi="Arial"/>
@@ -6975,7 +6975,7 @@
               <w:spacing w:after="10" w:before="0"/>
               <w:ind w:left="120"/>
             </w:pPr>
-            <w:hyperlink w:history="1" r:id="rIdlo-efow1qmab7msqdl_kq">
+            <w:hyperlink w:history="1" r:id="rId1kmlvba59gaqg5z20dxaa">
               <w:r>
                 <w:rPr>
                   <w:rFonts w:ascii="Arial" w:cs="Arial" w:eastAsia="Arial" w:hAnsi="Arial"/>
@@ -7020,7 +7020,7 @@
               </w:rPr>
               <w:t xml:space="preserve">Part 1 (about </w:t>
             </w:r>
-            <w:del w:id="9018" w:author="Claude (AI) - proposed" w:date="2026-10-15T20:14:48Z">
+            <w:del w:id="9018" w:author="Claude (AI) - proposed" w:date="2026-10-18T00:28:32Z">
               <w:r>
                 <w:rPr>
                   <w:rFonts w:ascii="Arial" w:cs="Arial" w:eastAsia="Arial" w:hAnsi="Arial"/>
@@ -7035,7 +7035,7 @@
                 <w:delText xml:space="preserve">25</w:delText>
               </w:r>
             </w:del>
-            <w:ins w:id="9019" w:author="Claude (AI) - proposed" w:date="2026-10-15T20:14:48Z">
+            <w:ins w:id="9019" w:author="Claude (AI) - proposed" w:date="2026-10-18T00:28:32Z">
               <w:r>
                 <w:rPr>
                   <w:rFonts w:ascii="Arial" w:cs="Arial" w:eastAsia="Arial" w:hAnsi="Arial"/>
@@ -7218,7 +7218,7 @@
             <w:pPr>
               <w:spacing w:after="20" w:before="0"/>
             </w:pPr>
-            <w:hyperlink w:history="1" r:id="rIdnllnrtko4xxnrfo8ebfyh">
+            <w:hyperlink w:history="1" r:id="rIdflvjeds6yaukzxcktzvcl">
               <w:r>
                 <w:rPr>
                   <w:rFonts w:ascii="Arial" w:cs="Arial" w:eastAsia="Arial" w:hAnsi="Arial"/>
@@ -7251,7 +7251,7 @@
               <w:spacing w:after="10" w:before="0"/>
               <w:ind w:left="120"/>
             </w:pPr>
-            <w:hyperlink w:history="1" r:id="rIdzih89ae_mxsukhomfctmf">
+            <w:hyperlink w:history="1" r:id="rIdh1qdq9lsl_vwmiinx6qgk">
               <w:r>
                 <w:rPr>
                   <w:rFonts w:ascii="Arial" w:cs="Arial" w:eastAsia="Arial" w:hAnsi="Arial"/>
@@ -7296,7 +7296,7 @@
             <w:pPr>
               <w:spacing w:after="20" w:before="0"/>
             </w:pPr>
-            <w:hyperlink w:history="1" r:id="rIds5locbfmytjrf-is_1zmc">
+            <w:hyperlink w:history="1" r:id="rId9b_dbz_du5tm7usum0qhh">
               <w:r>
                 <w:rPr>
                   <w:rFonts w:ascii="Arial" w:cs="Arial" w:eastAsia="Arial" w:hAnsi="Arial"/>
@@ -7329,7 +7329,7 @@
               <w:spacing w:after="10" w:before="0"/>
               <w:ind w:left="120"/>
             </w:pPr>
-            <w:hyperlink w:history="1" r:id="rId98n4d0zdnu6k7yax5kie1">
+            <w:hyperlink w:history="1" r:id="rIdcaovkw71planck7xzzf7u">
               <w:r>
                 <w:rPr>
                   <w:rFonts w:ascii="Arial" w:cs="Arial" w:eastAsia="Arial" w:hAnsi="Arial"/>
@@ -7407,7 +7407,7 @@
               </w:rPr>
               <w:t xml:space="preserve">Say: 'Use your numbers, not your eyes. Who can explain, using evidence, why C is not similar to A?' WAIT TIME: 10-15 seconds, then cold-call 3 learners from different groups. After each answer ask: 'Who can add to that, or disagree with evidence?' Introduce the vocabulary 'corresponding sides', 'constant ratio' and 'similar' only after learners have described the idea in their own words</w:t>
             </w:r>
-            <w:ins w:id="9020" w:author="Claude (AI) - proposed" w:date="2026-10-15T20:14:48Z">
+            <w:ins w:id="9020" w:author="Claude (AI) - proposed" w:date="2026-10-18T00:28:32Z">
               <w:r>
                 <w:rPr>
                   <w:rFonts w:ascii="Arial" w:cs="Arial" w:eastAsia="Arial" w:hAnsi="Arial"/>
@@ -7557,7 +7557,7 @@
             <w:pPr>
               <w:spacing w:after="20" w:before="0"/>
             </w:pPr>
-            <w:hyperlink w:history="1" r:id="rIdksreqegf4ytjj77pf0uzb">
+            <w:hyperlink w:history="1" r:id="rIdix6tal2hijmwsetex9dvf">
               <w:r>
                 <w:rPr>
                   <w:rFonts w:ascii="Arial" w:cs="Arial" w:eastAsia="Arial" w:hAnsi="Arial"/>
@@ -7590,7 +7590,7 @@
               <w:spacing w:after="10" w:before="0"/>
               <w:ind w:left="120"/>
             </w:pPr>
-            <w:hyperlink w:history="1" r:id="rIdsgq7o7dzrynf4ts79tajt">
+            <w:hyperlink w:history="1" r:id="rIdknnoptl8fslhflycanfb1">
               <w:r>
                 <w:rPr>
                   <w:rFonts w:ascii="Arial" w:cs="Arial" w:eastAsia="Arial" w:hAnsi="Arial"/>
@@ -7635,7 +7635,7 @@
             <w:pPr>
               <w:spacing w:after="20" w:before="0"/>
             </w:pPr>
-            <w:hyperlink w:history="1" r:id="rIdksdoj9xpxwtfg2zidjerj">
+            <w:hyperlink w:history="1" r:id="rIdfilrbanlcecme_uzpq_r1">
               <w:r>
                 <w:rPr>
                   <w:rFonts w:ascii="Arial" w:cs="Arial" w:eastAsia="Arial" w:hAnsi="Arial"/>
@@ -7668,7 +7668,7 @@
               <w:spacing w:after="10" w:before="0"/>
               <w:ind w:left="120"/>
             </w:pPr>
-            <w:hyperlink w:history="1" r:id="rIdiwpnclxtm0xajzmrsfdx_">
+            <w:hyperlink w:history="1" r:id="rId-fkpo2-h1f2-gjmpek1ln">
               <w:r>
                 <w:rPr>
                   <w:rFonts w:ascii="Arial" w:cs="Arial" w:eastAsia="Arial" w:hAnsi="Arial"/>
@@ -7868,7 +7868,7 @@
             <w:pPr>
               <w:spacing w:after="20" w:before="0"/>
             </w:pPr>
-            <w:hyperlink w:history="1" r:id="rIdzktd7lxvkqsn4fkaobjwa">
+            <w:hyperlink w:history="1" r:id="rIdf6kfhjw56h5l5bkxvatsq">
               <w:r>
                 <w:rPr>
                   <w:rFonts w:ascii="Arial" w:cs="Arial" w:eastAsia="Arial" w:hAnsi="Arial"/>
@@ -7901,7 +7901,7 @@
               <w:spacing w:after="10" w:before="0"/>
               <w:ind w:left="120"/>
             </w:pPr>
-            <w:hyperlink w:history="1" r:id="rIdifbo2q1_di9hd9dx55dbk">
+            <w:hyperlink w:history="1" r:id="rIdloain4zv0eqkirqejygea">
               <w:r>
                 <w:rPr>
                   <w:rFonts w:ascii="Arial" w:cs="Arial" w:eastAsia="Arial" w:hAnsi="Arial"/>
@@ -7946,7 +7946,7 @@
             <w:pPr>
               <w:spacing w:after="20" w:before="0"/>
             </w:pPr>
-            <w:hyperlink w:history="1" r:id="rIdxkqmjxdc90awpchzace6n">
+            <w:hyperlink w:history="1" r:id="rIdljmewinqskgymjmiocvbo">
               <w:r>
                 <w:rPr>
                   <w:rFonts w:ascii="Arial" w:cs="Arial" w:eastAsia="Arial" w:hAnsi="Arial"/>
@@ -7979,7 +7979,7 @@
               <w:spacing w:after="10" w:before="0"/>
               <w:ind w:left="120"/>
             </w:pPr>
-            <w:hyperlink w:history="1" r:id="rIdy8gu0fx6jetb53xlue7hq">
+            <w:hyperlink w:history="1" r:id="rIduucj6jbrhlsn94r3bddia">
               <w:r>
                 <w:rPr>
                   <w:rFonts w:ascii="Arial" w:cs="Arial" w:eastAsia="Arial" w:hAnsi="Arial"/>
@@ -8057,7 +8057,7 @@
               </w:rPr>
               <w:t xml:space="preserve">Say: 'Our model must show what we are sure about from evidence. What new idea can we add today?' Take ideas from at least 4 learners, then write the agreed wording on the class model chart. WAIT TIME: 10 seconds after asking: 'What would be missing from our model if we stopped here?' Cold-call 2 groups to share how their diagram shows the constant ratio. Check that labels are correct: S height 12 cm, diameter 16 cm; L height 24 cm, diameter 32 cm; M height 18 cm, diameter 24 cm. Remind learners to write 'about' for the 1.33 ratio. Make clear what the model does not yet explain: 'We cannot yet say why L feeds </w:t>
             </w:r>
-            <w:del w:id="9021" w:author="Claude (AI) - proposed" w:date="2026-10-15T20:14:48Z">
+            <w:del w:id="9021" w:author="Claude (AI) - proposed" w:date="2026-10-18T00:28:32Z">
               <w:r>
                 <w:rPr>
                   <w:rFonts w:ascii="Arial" w:cs="Arial" w:eastAsia="Arial" w:hAnsi="Arial"/>
@@ -8072,7 +8072,7 @@
                 <w:delText xml:space="preserve">8 times</w:delText>
               </w:r>
             </w:del>
-            <w:ins w:id="9022" w:author="Claude (AI) - proposed" w:date="2026-10-15T20:14:48Z">
+            <w:ins w:id="9022" w:author="Claude (AI) - proposed" w:date="2026-10-18T00:28:32Z">
               <w:r>
                 <w:rPr>
                   <w:rFonts w:ascii="Arial" w:cs="Arial" w:eastAsia="Arial" w:hAnsi="Arial"/>
@@ -8547,7 +8547,7 @@
         </w:rPr>
         <w:t xml:space="preserve">© 2026 SeaVuria and ARES. Aligned with KICD objectives. Developed by SeaVuria; technical implementation by ARES (with AI assistance from Claude). Licensed under </w:t>
       </w:r>
-      <w:hyperlink w:history="1" r:id="rIdnj_w_kvxj_h62caug6xjh">
+      <w:hyperlink w:history="1" r:id="rIdw4p9mm_shye80hr4sbena">
         <w:r>
           <w:rPr>
             <w:rFonts w:ascii="Arial" w:cs="Arial" w:eastAsia="Arial" w:hAnsi="Arial"/>
@@ -8568,7 +8568,7 @@
         </w:rPr>
         <w:t xml:space="preserve"> (</w:t>
       </w:r>
-      <w:hyperlink w:history="1" r:id="rIdnr7hp8o3ihs5e3kff9_x0">
+      <w:hyperlink w:history="1" r:id="rIdmcdkuaklfxkcs1rkon0c6">
         <w:r>
           <w:rPr>
             <w:rFonts w:ascii="Arial" w:cs="Arial" w:eastAsia="Arial" w:hAnsi="Arial"/>
@@ -9320,7 +9320,7 @@
               </w:rPr>
               <w:t xml:space="preserve">Learners begin by recalling Mama Achieng's three sufurias at Kibuye Market in Kisumu and predicting how a triangle would look if it were enlarged to double size from a fixed point. In groups of 4 they trace triangle ABC (AB = 3 cm, BC = 4 cm, AC = 5 cm) and its image A'B'C' (6, 8, 10 cm) on plain paper. They join A to A', B to B' and C to C', see that the lines meet at one point O, and measure OA, OA' and the sides to find k = 2. In the Explain phase they link the triangle to the sufuria S to L pair, where height 12 to 24 cm and diameter 16 to 32 cm also give k = 2. The class then adds questions to the DQB, for example why doubling lengths still makes the large sufuria hold so much more, and records the first part of the class model: everything is lengthened by k = 2 from a centre, but capacity and paint are not yet explained.</w:t>
             </w:r>
-            <w:ins w:id="9023" w:author="Claude (AI) - proposed" w:date="2026-10-15T20:14:48Z">
+            <w:ins w:id="9023" w:author="Claude (AI) - proposed" w:date="2026-10-18T00:28:32Z">
               <w:r>
                 <w:rPr>
                   <w:rFonts w:ascii="Arial" w:cs="Arial" w:eastAsia="Arial" w:hAnsi="Arial"/>
@@ -9623,7 +9623,7 @@
             <w:pPr>
               <w:spacing w:after="20" w:before="0"/>
             </w:pPr>
-            <w:hyperlink w:history="1" r:id="rIdcz4pv7rbtm_d2wr3j6dyw">
+            <w:hyperlink w:history="1" r:id="rIdgjexmytljp1oleup93ikr">
               <w:r>
                 <w:rPr>
                   <w:rFonts w:ascii="Arial" w:cs="Arial" w:eastAsia="Arial" w:hAnsi="Arial"/>
@@ -9656,7 +9656,7 @@
               <w:spacing w:after="10" w:before="0"/>
               <w:ind w:left="120"/>
             </w:pPr>
-            <w:hyperlink w:history="1" r:id="rIdrutgzbp5hmdm2pyr-5wfb">
+            <w:hyperlink w:history="1" r:id="rIdc-fcgyr0nulg3-vachh6_">
               <w:r>
                 <w:rPr>
                   <w:rFonts w:ascii="Arial" w:cs="Arial" w:eastAsia="Arial" w:hAnsi="Arial"/>
@@ -9701,7 +9701,7 @@
             <w:pPr>
               <w:spacing w:after="20" w:before="0"/>
             </w:pPr>
-            <w:hyperlink w:history="1" r:id="rIdtwcn7n6crh_zxgh1buio5">
+            <w:hyperlink w:history="1" r:id="rId9njbozk4r3okzd2pr9sy6">
               <w:r>
                 <w:rPr>
                   <w:rFonts w:ascii="Arial" w:cs="Arial" w:eastAsia="Arial" w:hAnsi="Arial"/>
@@ -9734,7 +9734,7 @@
               <w:spacing w:after="10" w:before="0"/>
               <w:ind w:left="120"/>
             </w:pPr>
-            <w:hyperlink w:history="1" r:id="rIdjczdlwpadofsydgzmvrum">
+            <w:hyperlink w:history="1" r:id="rIdguftpzu7pe8wluxfegp6l">
               <w:r>
                 <w:rPr>
                   <w:rFonts w:ascii="Arial" w:cs="Arial" w:eastAsia="Arial" w:hAnsi="Arial"/>
@@ -9934,7 +9934,7 @@
             <w:pPr>
               <w:spacing w:after="20" w:before="0"/>
             </w:pPr>
-            <w:hyperlink w:history="1" r:id="rId1abva_nkdud61hbgm7tfh">
+            <w:hyperlink w:history="1" r:id="rId3flhudlsekrudiwns24-e">
               <w:r>
                 <w:rPr>
                   <w:rFonts w:ascii="Arial" w:cs="Arial" w:eastAsia="Arial" w:hAnsi="Arial"/>
@@ -9967,7 +9967,7 @@
               <w:spacing w:after="10" w:before="0"/>
               <w:ind w:left="120"/>
             </w:pPr>
-            <w:hyperlink w:history="1" r:id="rIdegmnzqj4ha_mdwbz_vuko">
+            <w:hyperlink w:history="1" r:id="rIdr15xljkdy9id-g_veoiqp">
               <w:r>
                 <w:rPr>
                   <w:rFonts w:ascii="Arial" w:cs="Arial" w:eastAsia="Arial" w:hAnsi="Arial"/>
@@ -10012,7 +10012,7 @@
             <w:pPr>
               <w:spacing w:after="20" w:before="0"/>
             </w:pPr>
-            <w:hyperlink w:history="1" r:id="rIdffcr9i1pehkiuel6zb9ex">
+            <w:hyperlink w:history="1" r:id="rIdr47y9hzq5aojm27jkhjs0">
               <w:r>
                 <w:rPr>
                   <w:rFonts w:ascii="Arial" w:cs="Arial" w:eastAsia="Arial" w:hAnsi="Arial"/>
@@ -10045,7 +10045,7 @@
               <w:spacing w:after="10" w:before="0"/>
               <w:ind w:left="120"/>
             </w:pPr>
-            <w:hyperlink w:history="1" r:id="rIde-_-csshdqza8rssaku75">
+            <w:hyperlink w:history="1" r:id="rIdwwfzmrwc3-byp4jwawtxv">
               <w:r>
                 <w:rPr>
                   <w:rFonts w:ascii="Arial" w:cs="Arial" w:eastAsia="Arial" w:hAnsi="Arial"/>
@@ -10110,7 +10110,7 @@
               <w:spacing w:after="40" w:before="0"/>
               <w:jc w:val="left"/>
             </w:pPr>
-            <w:ins w:id="9024" w:author="Claude (AI) - proposed" w:date="2026-10-15T20:14:48Z">
+            <w:ins w:id="9024" w:author="Claude (AI) - proposed" w:date="2026-10-18T00:28:32Z">
               <w:r>
                 <w:rPr>
                   <w:rFonts w:ascii="Arial" w:cs="Arial" w:eastAsia="Arial" w:hAnsi="Arial"/>
@@ -10260,7 +10260,7 @@
             <w:pPr>
               <w:spacing w:after="20" w:before="0"/>
             </w:pPr>
-            <w:hyperlink w:history="1" r:id="rId3hdftbaqhbia4uii-8vi1">
+            <w:hyperlink w:history="1" r:id="rIdw9jogwe7ra74f8qa9ykmy">
               <w:r>
                 <w:rPr>
                   <w:rFonts w:ascii="Arial" w:cs="Arial" w:eastAsia="Arial" w:hAnsi="Arial"/>
@@ -10293,7 +10293,7 @@
               <w:spacing w:after="10" w:before="0"/>
               <w:ind w:left="120"/>
             </w:pPr>
-            <w:hyperlink w:history="1" r:id="rIdyun0wmj1kgyvbwje9cqnc">
+            <w:hyperlink w:history="1" r:id="rId7pwd17n2coecca5gk_whs">
               <w:r>
                 <w:rPr>
                   <w:rFonts w:ascii="Arial" w:cs="Arial" w:eastAsia="Arial" w:hAnsi="Arial"/>
@@ -10338,7 +10338,7 @@
             <w:pPr>
               <w:spacing w:after="20" w:before="0"/>
             </w:pPr>
-            <w:hyperlink w:history="1" r:id="rIdf-fsiehfv1lm-smwqxwdo">
+            <w:hyperlink w:history="1" r:id="rIduvef-tgqqnlrek1zcwnwa">
               <w:r>
                 <w:rPr>
                   <w:rFonts w:ascii="Arial" w:cs="Arial" w:eastAsia="Arial" w:hAnsi="Arial"/>
@@ -10371,7 +10371,7 @@
               <w:spacing w:after="10" w:before="0"/>
               <w:ind w:left="120"/>
             </w:pPr>
-            <w:hyperlink w:history="1" r:id="rIdsr5wfnvmq-aagxxikwifo">
+            <w:hyperlink w:history="1" r:id="rIdvr63_wbu_k76ymcghevsg">
               <w:r>
                 <w:rPr>
                   <w:rFonts w:ascii="Arial" w:cs="Arial" w:eastAsia="Arial" w:hAnsi="Arial"/>
@@ -10449,7 +10449,7 @@
               </w:rPr>
               <w:t xml:space="preserve">Say: 'Using only your table, tell me what k is and how you know.' Give WAIT TIME of 10-15 seconds, then cold-call 3 learners from different groups. Press for evidence: 'Which numbers in your table show that?' Introduce vocabulary at the point of need: 'The fixed point where all the lines meet is the centre of enlargement, O. The ratio of image length to object length is the linear scale factor, k.'</w:t>
             </w:r>
-            <w:ins w:id="9025" w:author="Claude (AI) - proposed" w:date="2026-10-15T20:14:48Z">
+            <w:ins w:id="9025" w:author="Claude (AI) - proposed" w:date="2026-10-18T00:28:32Z">
               <w:r>
                 <w:rPr>
                   <w:rFonts w:ascii="Arial" w:cs="Arial" w:eastAsia="Arial" w:hAnsi="Arial"/>
@@ -10599,7 +10599,7 @@
             <w:pPr>
               <w:spacing w:after="20" w:before="0"/>
             </w:pPr>
-            <w:hyperlink w:history="1" r:id="rId9w2_vs0fzrhyvrcmuy_pk">
+            <w:hyperlink w:history="1" r:id="rIdaytrm047iryf3cbqblpwf">
               <w:r>
                 <w:rPr>
                   <w:rFonts w:ascii="Arial" w:cs="Arial" w:eastAsia="Arial" w:hAnsi="Arial"/>
@@ -10632,7 +10632,7 @@
               <w:spacing w:after="10" w:before="0"/>
               <w:ind w:left="120"/>
             </w:pPr>
-            <w:hyperlink w:history="1" r:id="rIdykoyq2qomdqfp4uzdiusy">
+            <w:hyperlink w:history="1" r:id="rIdv60xbrcc97mvdygrncq_3">
               <w:r>
                 <w:rPr>
                   <w:rFonts w:ascii="Arial" w:cs="Arial" w:eastAsia="Arial" w:hAnsi="Arial"/>
@@ -10677,7 +10677,7 @@
             <w:pPr>
               <w:spacing w:after="20" w:before="0"/>
             </w:pPr>
-            <w:hyperlink w:history="1" r:id="rIdq5fotdoeimek4metl494h">
+            <w:hyperlink w:history="1" r:id="rId1wqzkllck1u20e-fk8fcn">
               <w:r>
                 <w:rPr>
                   <w:rFonts w:ascii="Arial" w:cs="Arial" w:eastAsia="Arial" w:hAnsi="Arial"/>
@@ -10710,7 +10710,7 @@
               <w:spacing w:after="10" w:before="0"/>
               <w:ind w:left="120"/>
             </w:pPr>
-            <w:hyperlink w:history="1" r:id="rId4wrquorjogdgi8moycfby">
+            <w:hyperlink w:history="1" r:id="rIdwv85w4grlprb7zwazag3s">
               <w:r>
                 <w:rPr>
                   <w:rFonts w:ascii="Arial" w:cs="Arial" w:eastAsia="Arial" w:hAnsi="Arial"/>
@@ -10910,7 +10910,7 @@
             <w:pPr>
               <w:spacing w:after="20" w:before="0"/>
             </w:pPr>
-            <w:hyperlink w:history="1" r:id="rId4z3mzek1ruf_1zf7szn9s">
+            <w:hyperlink w:history="1" r:id="rIdjaanquqjrobgfbjxhchon">
               <w:r>
                 <w:rPr>
                   <w:rFonts w:ascii="Arial" w:cs="Arial" w:eastAsia="Arial" w:hAnsi="Arial"/>
@@ -10943,7 +10943,7 @@
               <w:spacing w:after="10" w:before="0"/>
               <w:ind w:left="120"/>
             </w:pPr>
-            <w:hyperlink w:history="1" r:id="rIduon9sfpyajnwzc-gck78e">
+            <w:hyperlink w:history="1" r:id="rIdjakcwfpewqf5din2wecpz">
               <w:r>
                 <w:rPr>
                   <w:rFonts w:ascii="Arial" w:cs="Arial" w:eastAsia="Arial" w:hAnsi="Arial"/>
@@ -10988,7 +10988,7 @@
             <w:pPr>
               <w:spacing w:after="20" w:before="0"/>
             </w:pPr>
-            <w:hyperlink w:history="1" r:id="rIdjtrylrcpre497ofcbdd21">
+            <w:hyperlink w:history="1" r:id="rId1d_tgubhkvczun5prg_nf">
               <w:r>
                 <w:rPr>
                   <w:rFonts w:ascii="Arial" w:cs="Arial" w:eastAsia="Arial" w:hAnsi="Arial"/>
@@ -11037,7 +11037,7 @@
               <w:spacing w:after="10" w:before="0"/>
               <w:ind w:left="120"/>
             </w:pPr>
-            <w:hyperlink w:history="1" r:id="rIdeq-4iiuiokc9lnlhsflnj">
+            <w:hyperlink w:history="1" r:id="rIdjkmnkqnuocn2x7-yauvlm">
               <w:r>
                 <w:rPr>
                   <w:rFonts w:ascii="Arial" w:cs="Arial" w:eastAsia="Arial" w:hAnsi="Arial"/>
@@ -11562,7 +11562,7 @@
         </w:rPr>
         <w:t xml:space="preserve">© 2026 SeaVuria and ARES. Aligned with KICD objectives. Developed by SeaVuria; technical implementation by ARES (with AI assistance from Claude). Licensed under </w:t>
       </w:r>
-      <w:hyperlink w:history="1" r:id="rIdfuwnwzy_b1p86otfd3npx">
+      <w:hyperlink w:history="1" r:id="rIda9rjtt0hofprx4g5gkfck">
         <w:r>
           <w:rPr>
             <w:rFonts w:ascii="Arial" w:cs="Arial" w:eastAsia="Arial" w:hAnsi="Arial"/>
@@ -11583,7 +11583,7 @@
         </w:rPr>
         <w:t xml:space="preserve"> (</w:t>
       </w:r>
-      <w:hyperlink w:history="1" r:id="rIdkg1b2grxgnkctdb0jmyba">
+      <w:hyperlink w:history="1" r:id="rIdft-v1tfpjix0w2y4ksepb">
         <w:r>
           <w:rPr>
             <w:rFonts w:ascii="Arial" w:cs="Arial" w:eastAsia="Arial" w:hAnsi="Arial"/>
@@ -12335,7 +12335,7 @@
               </w:rPr>
               <w:t xml:space="preserve">Learners start by predicting where the image of a point will fall when Mama Achieng's small sufuria (S) is enlarged by k = 2 from a centre O, then draw the image of triangle ABC (3, 4, 5 cm) on plain paper using rays from O, for k = 2 (sides 6, 8, 10 cm) and k = 0.5 (sides 1.5, 2, 2.5 cm). They then draw rectangle A (4 cm by 6 cm) on squared paper with the same method by counting squares, check each image by measuring sides and angles, and use a phone or tablet to zoom and shrink a photo of a sufuria to compare with their drawings. In the explain phase they state a rule for drawing any image, and they add the drawing method to the DQB and the class model, noting that all lengths double but they still need to find out what happens to area and volume.</w:t>
             </w:r>
-            <w:ins w:id="9026" w:author="Claude (AI) - proposed" w:date="2026-10-15T20:14:48Z">
+            <w:ins w:id="9026" w:author="Claude (AI) - proposed" w:date="2026-10-18T00:28:32Z">
               <w:r>
                 <w:rPr>
                   <w:rFonts w:ascii="Arial" w:cs="Arial" w:eastAsia="Arial" w:hAnsi="Arial"/>
@@ -12638,7 +12638,7 @@
             <w:pPr>
               <w:spacing w:after="20" w:before="0"/>
             </w:pPr>
-            <w:hyperlink w:history="1" r:id="rIdrsf61okm4cgureuifkkqg">
+            <w:hyperlink w:history="1" r:id="rId7ryggazgd5h5al6z1guju">
               <w:r>
                 <w:rPr>
                   <w:rFonts w:ascii="Arial" w:cs="Arial" w:eastAsia="Arial" w:hAnsi="Arial"/>
@@ -12671,7 +12671,7 @@
               <w:spacing w:after="10" w:before="0"/>
               <w:ind w:left="120"/>
             </w:pPr>
-            <w:hyperlink w:history="1" r:id="rIdfachrf7t7bszxqd-4z2za">
+            <w:hyperlink w:history="1" r:id="rIdttdytzr-nskofkhmwdno-">
               <w:r>
                 <w:rPr>
                   <w:rFonts w:ascii="Arial" w:cs="Arial" w:eastAsia="Arial" w:hAnsi="Arial"/>
@@ -12716,7 +12716,7 @@
             <w:pPr>
               <w:spacing w:after="20" w:before="0"/>
             </w:pPr>
-            <w:hyperlink w:history="1" r:id="rIdb4y6h_pzxozwxaguvlitx">
+            <w:hyperlink w:history="1" r:id="rIducyocllcota7cfynn8tau">
               <w:r>
                 <w:rPr>
                   <w:rFonts w:ascii="Arial" w:cs="Arial" w:eastAsia="Arial" w:hAnsi="Arial"/>
@@ -12749,7 +12749,7 @@
               <w:spacing w:after="10" w:before="0"/>
               <w:ind w:left="120"/>
             </w:pPr>
-            <w:hyperlink w:history="1" r:id="rId493no5pnpyhdq-8qmeezr">
+            <w:hyperlink w:history="1" r:id="rIdtk3e2p4mvde352ln3uafz">
               <w:r>
                 <w:rPr>
                   <w:rFonts w:ascii="Arial" w:cs="Arial" w:eastAsia="Arial" w:hAnsi="Arial"/>
@@ -12949,7 +12949,7 @@
             <w:pPr>
               <w:spacing w:after="20" w:before="0"/>
             </w:pPr>
-            <w:hyperlink w:history="1" r:id="rIdnbzregjwfzk9ile1s4h1y">
+            <w:hyperlink w:history="1" r:id="rIdrrxf4b32pglonmj9ud7am">
               <w:r>
                 <w:rPr>
                   <w:rFonts w:ascii="Arial" w:cs="Arial" w:eastAsia="Arial" w:hAnsi="Arial"/>
@@ -12982,7 +12982,7 @@
               <w:spacing w:after="10" w:before="0"/>
               <w:ind w:left="120"/>
             </w:pPr>
-            <w:hyperlink w:history="1" r:id="rIdaumgbh0acdp5lolkgaaju">
+            <w:hyperlink w:history="1" r:id="rId4p6bf2zahuq9lnj0c6eyg">
               <w:r>
                 <w:rPr>
                   <w:rFonts w:ascii="Arial" w:cs="Arial" w:eastAsia="Arial" w:hAnsi="Arial"/>
@@ -13027,7 +13027,7 @@
             <w:pPr>
               <w:spacing w:after="20" w:before="0"/>
             </w:pPr>
-            <w:hyperlink w:history="1" r:id="rIdck2air93itds1o4itvw8f">
+            <w:hyperlink w:history="1" r:id="rId-soxlu4f0q5lqjuapdft-">
               <w:r>
                 <w:rPr>
                   <w:rFonts w:ascii="Arial" w:cs="Arial" w:eastAsia="Arial" w:hAnsi="Arial"/>
@@ -13060,7 +13060,7 @@
               <w:spacing w:after="10" w:before="0"/>
               <w:ind w:left="120"/>
             </w:pPr>
-            <w:hyperlink w:history="1" r:id="rIduewcaahzbgr808wd2urqa">
+            <w:hyperlink w:history="1" r:id="rId1hvtzadmzylvjgwxnjh6s">
               <w:r>
                 <w:rPr>
                   <w:rFonts w:ascii="Arial" w:cs="Arial" w:eastAsia="Arial" w:hAnsi="Arial"/>
@@ -13105,7 +13105,7 @@
               </w:rPr>
               <w:t xml:space="preserve">Task 1 (plain paper, k = 2): Learners mark O near the left of the page and draw triangle ABC (AB = 3 cm, BC = 4 cm, right angle at B, AC = 5 cm) about 4 cm from O. They draw faint rays from O through A, B and C, measure OA, OB and OC, calculate OA' = 2 x OA, OB' = 2 x OB and OC' = 2 x OC, mark A', B', C' on the rays, join them, then measure A'B', B'C' and A'C' (expect 6, 8, 10 cm) and check the right angle at B' with a set square. Task 2 (k = 0.5): they repeat with the same triangle and centre, marking points halfway from O (expect 1.5, 2, 2.5 cm). Task 3 (squared paper): they draw rectangle A (4 cm by 6 cm) with one corner 2 squares from O, use k = 2 by counting squares along each ray to draw the image (8 cm by 12 cm), and record in a table the object length, image length and ratio. Task 4 (digital zoom</w:t>
             </w:r>
-            <w:ins w:id="9027" w:author="Claude (AI) - proposed" w:date="2026-10-15T20:14:48Z">
+            <w:ins w:id="9027" w:author="Claude (AI) - proposed" w:date="2026-10-18T00:28:32Z">
               <w:r>
                 <w:rPr>
                   <w:rFonts w:ascii="Arial" w:cs="Arial" w:eastAsia="Arial" w:hAnsi="Arial"/>
@@ -13288,7 +13288,7 @@
             <w:pPr>
               <w:spacing w:after="20" w:before="0"/>
             </w:pPr>
-            <w:hyperlink w:history="1" r:id="rIddpddp6g0-ck57wt45sslf">
+            <w:hyperlink w:history="1" r:id="rId675ommjc_xaffnve7hgs8">
               <w:r>
                 <w:rPr>
                   <w:rFonts w:ascii="Arial" w:cs="Arial" w:eastAsia="Arial" w:hAnsi="Arial"/>
@@ -13321,7 +13321,7 @@
               <w:spacing w:after="10" w:before="0"/>
               <w:ind w:left="120"/>
             </w:pPr>
-            <w:hyperlink w:history="1" r:id="rId5fzpvnohscrpkbgley3zg">
+            <w:hyperlink w:history="1" r:id="rIdb-ijttqoriyayl2ks-e8b">
               <w:r>
                 <w:rPr>
                   <w:rFonts w:ascii="Arial" w:cs="Arial" w:eastAsia="Arial" w:hAnsi="Arial"/>
@@ -13366,7 +13366,7 @@
             <w:pPr>
               <w:spacing w:after="20" w:before="0"/>
             </w:pPr>
-            <w:hyperlink w:history="1" r:id="rId8p54ae2_fsbfbea2ua3yh">
+            <w:hyperlink w:history="1" r:id="rId4hooatd5wyuzz_tyi-in1">
               <w:r>
                 <w:rPr>
                   <w:rFonts w:ascii="Arial" w:cs="Arial" w:eastAsia="Arial" w:hAnsi="Arial"/>
@@ -13415,7 +13415,7 @@
               <w:spacing w:after="10" w:before="0"/>
               <w:ind w:left="120"/>
             </w:pPr>
-            <w:hyperlink w:history="1" r:id="rIdrdh0fqbyjjk0nkkoic2er">
+            <w:hyperlink w:history="1" r:id="rIddo8g2nfsh3m0h2lgjekmx">
               <w:r>
                 <w:rPr>
                   <w:rFonts w:ascii="Arial" w:cs="Arial" w:eastAsia="Arial" w:hAnsi="Arial"/>
@@ -13559,7 +13559,7 @@
               </w:rPr>
               <w:t xml:space="preserve">Listen for: correct use of vocabulary (object, image, centre, scale factor, ray); the statement 'OA' = k x OA</w:t>
             </w:r>
-            <w:del w:id="9028" w:author="Claude (AI) - proposed" w:date="2026-10-15T20:14:48Z">
+            <w:del w:id="9028" w:author="Claude (AI) - proposed" w:date="2026-10-18T00:28:32Z">
               <w:r>
                 <w:rPr>
                   <w:rFonts w:ascii="Arial" w:cs="Arial" w:eastAsia="Arial" w:hAnsi="Arial"/>
@@ -13643,7 +13643,7 @@
             <w:pPr>
               <w:spacing w:after="20" w:before="0"/>
             </w:pPr>
-            <w:hyperlink w:history="1" r:id="rIdixnsremqxpm6xp5cndcml">
+            <w:hyperlink w:history="1" r:id="rIdmxy78049fwzo5oixt6uur">
               <w:r>
                 <w:rPr>
                   <w:rFonts w:ascii="Arial" w:cs="Arial" w:eastAsia="Arial" w:hAnsi="Arial"/>
@@ -13676,7 +13676,7 @@
               <w:spacing w:after="10" w:before="0"/>
               <w:ind w:left="120"/>
             </w:pPr>
-            <w:hyperlink w:history="1" r:id="rIdtfrnrwn8bfazbaldk9i_3">
+            <w:hyperlink w:history="1" r:id="rId5y-svfdfm3tz10ztlgn2e">
               <w:r>
                 <w:rPr>
                   <w:rFonts w:ascii="Arial" w:cs="Arial" w:eastAsia="Arial" w:hAnsi="Arial"/>
@@ -13721,7 +13721,7 @@
             <w:pPr>
               <w:spacing w:after="20" w:before="0"/>
             </w:pPr>
-            <w:hyperlink w:history="1" r:id="rId_jnbykjt5xl4iistjhhhk">
+            <w:hyperlink w:history="1" r:id="rIdtp_ogtqlh5kdc9sf8beyw">
               <w:r>
                 <w:rPr>
                   <w:rFonts w:ascii="Arial" w:cs="Arial" w:eastAsia="Arial" w:hAnsi="Arial"/>
@@ -13770,7 +13770,7 @@
               <w:spacing w:after="10" w:before="0"/>
               <w:ind w:left="120"/>
             </w:pPr>
-            <w:hyperlink w:history="1" r:id="rId8a4npl5qqijufxnbxjr3a">
+            <w:hyperlink w:history="1" r:id="rIdsmfl6ojzzet6m84o_yavl">
               <w:r>
                 <w:rPr>
                   <w:rFonts w:ascii="Arial" w:cs="Arial" w:eastAsia="Arial" w:hAnsi="Arial"/>
@@ -13970,7 +13970,7 @@
             <w:pPr>
               <w:spacing w:after="20" w:before="0"/>
             </w:pPr>
-            <w:hyperlink w:history="1" r:id="rIdot86dvlgzohyeoznjutod">
+            <w:hyperlink w:history="1" r:id="rIdjnqhztin9kv-1w_a0tumq">
               <w:r>
                 <w:rPr>
                   <w:rFonts w:ascii="Arial" w:cs="Arial" w:eastAsia="Arial" w:hAnsi="Arial"/>
@@ -14003,7 +14003,7 @@
               <w:spacing w:after="10" w:before="0"/>
               <w:ind w:left="120"/>
             </w:pPr>
-            <w:hyperlink w:history="1" r:id="rIdyzm1lokbdthfumkq9kdci">
+            <w:hyperlink w:history="1" r:id="rIdmqcpy34quh9uoa6vbquap">
               <w:r>
                 <w:rPr>
                   <w:rFonts w:ascii="Arial" w:cs="Arial" w:eastAsia="Arial" w:hAnsi="Arial"/>
@@ -14048,7 +14048,7 @@
             <w:pPr>
               <w:spacing w:after="20" w:before="0"/>
             </w:pPr>
-            <w:hyperlink w:history="1" r:id="rIdodo-xix9oh3byxxltwrq_">
+            <w:hyperlink w:history="1" r:id="rIdjhwi3rksj2sl7pt8ui56x">
               <w:r>
                 <w:rPr>
                   <w:rFonts w:ascii="Arial" w:cs="Arial" w:eastAsia="Arial" w:hAnsi="Arial"/>
@@ -14097,7 +14097,7 @@
               <w:spacing w:after="10" w:before="0"/>
               <w:ind w:left="120"/>
             </w:pPr>
-            <w:hyperlink w:history="1" r:id="rIdu4gimvodoedqupimo8qwe">
+            <w:hyperlink w:history="1" r:id="rIdmlark83dvpmarvj3rum5s">
               <w:r>
                 <w:rPr>
                   <w:rFonts w:ascii="Arial" w:cs="Arial" w:eastAsia="Arial" w:hAnsi="Arial"/>
@@ -14622,7 +14622,7 @@
         </w:rPr>
         <w:t xml:space="preserve">© 2026 SeaVuria and ARES. Aligned with KICD objectives. Developed by SeaVuria; technical implementation by ARES (with AI assistance from Claude). Licensed under </w:t>
       </w:r>
-      <w:hyperlink w:history="1" r:id="rIdek8lm-0tj7mvvdkefoboa">
+      <w:hyperlink w:history="1" r:id="rIdib19zkyl8yjo1esj3dh7t">
         <w:r>
           <w:rPr>
             <w:rFonts w:ascii="Arial" w:cs="Arial" w:eastAsia="Arial" w:hAnsi="Arial"/>
@@ -14643,7 +14643,7 @@
         </w:rPr>
         <w:t xml:space="preserve"> (</w:t>
       </w:r>
-      <w:hyperlink w:history="1" r:id="rIdsqkerfxczyyqhk1rasitb">
+      <w:hyperlink w:history="1" r:id="rIdzisevwqt1_cvj_ahx0ket">
         <w:r>
           <w:rPr>
             <w:rFonts w:ascii="Arial" w:cs="Arial" w:eastAsia="Arial" w:hAnsi="Arial"/>
@@ -15683,7 +15683,7 @@
             <w:pPr>
               <w:spacing w:after="20" w:before="0"/>
             </w:pPr>
-            <w:hyperlink w:history="1" r:id="rIdw-ftb3wk9uhawdrhdl7kg">
+            <w:hyperlink w:history="1" r:id="rIdboxklzdv067lt9xyxdfxq">
               <w:r>
                 <w:rPr>
                   <w:rFonts w:ascii="Arial" w:cs="Arial" w:eastAsia="Arial" w:hAnsi="Arial"/>
@@ -15716,7 +15716,7 @@
               <w:spacing w:after="10" w:before="0"/>
               <w:ind w:left="120"/>
             </w:pPr>
-            <w:hyperlink w:history="1" r:id="rId_5niyvxck390-yu4tjyj0">
+            <w:hyperlink w:history="1" r:id="rIdbrxkbnfcsjtxdeynx-eif">
               <w:r>
                 <w:rPr>
                   <w:rFonts w:ascii="Arial" w:cs="Arial" w:eastAsia="Arial" w:hAnsi="Arial"/>
@@ -15761,7 +15761,7 @@
             <w:pPr>
               <w:spacing w:after="20" w:before="0"/>
             </w:pPr>
-            <w:hyperlink w:history="1" r:id="rIdjlumip0iqpiwy31ubmkkx">
+            <w:hyperlink w:history="1" r:id="rIdn9yysljjdvloea2b4djej">
               <w:r>
                 <w:rPr>
                   <w:rFonts w:ascii="Arial" w:cs="Arial" w:eastAsia="Arial" w:hAnsi="Arial"/>
@@ -15794,7 +15794,7 @@
               <w:spacing w:after="10" w:before="0"/>
               <w:ind w:left="120"/>
             </w:pPr>
-            <w:hyperlink w:history="1" r:id="rIdwx71k8ne9scymyqmrrtby">
+            <w:hyperlink w:history="1" r:id="rIdba718w2tdppkv0o_zm8n1">
               <w:r>
                 <w:rPr>
                   <w:rFonts w:ascii="Arial" w:cs="Arial" w:eastAsia="Arial" w:hAnsi="Arial"/>
@@ -15994,7 +15994,7 @@
             <w:pPr>
               <w:spacing w:after="20" w:before="0"/>
             </w:pPr>
-            <w:hyperlink w:history="1" r:id="rIda1j907v_7_nk2_k5ng8yc">
+            <w:hyperlink w:history="1" r:id="rId-ses_arxdzcntiebz8ifk">
               <w:r>
                 <w:rPr>
                   <w:rFonts w:ascii="Arial" w:cs="Arial" w:eastAsia="Arial" w:hAnsi="Arial"/>
@@ -16027,7 +16027,7 @@
               <w:spacing w:after="10" w:before="0"/>
               <w:ind w:left="120"/>
             </w:pPr>
-            <w:hyperlink w:history="1" r:id="rIdqmfmuis563cggzpq7setu">
+            <w:hyperlink w:history="1" r:id="rIdr-lu4x3rovywki821usss">
               <w:r>
                 <w:rPr>
                   <w:rFonts w:ascii="Arial" w:cs="Arial" w:eastAsia="Arial" w:hAnsi="Arial"/>
@@ -16072,7 +16072,7 @@
             <w:pPr>
               <w:spacing w:after="20" w:before="0"/>
             </w:pPr>
-            <w:hyperlink w:history="1" r:id="rIdmcgcjtahnoh0t_xykaxte">
+            <w:hyperlink w:history="1" r:id="rIdtqjyxiqivfkvy3laszoxg">
               <w:r>
                 <w:rPr>
                   <w:rFonts w:ascii="Arial" w:cs="Arial" w:eastAsia="Arial" w:hAnsi="Arial"/>
@@ -16105,7 +16105,7 @@
               <w:spacing w:after="10" w:before="0"/>
               <w:ind w:left="120"/>
             </w:pPr>
-            <w:hyperlink w:history="1" r:id="rIdvxnlat8pvf4u1q-psjvlc">
+            <w:hyperlink w:history="1" r:id="rIdtbgo8jg4z-mkfpr8w90-d">
               <w:r>
                 <w:rPr>
                   <w:rFonts w:ascii="Arial" w:cs="Arial" w:eastAsia="Arial" w:hAnsi="Arial"/>
@@ -16305,7 +16305,7 @@
             <w:pPr>
               <w:spacing w:after="20" w:before="0"/>
             </w:pPr>
-            <w:hyperlink w:history="1" r:id="rId3iwt6qmz6133uhdbry6kx">
+            <w:hyperlink w:history="1" r:id="rIddax5qonn6fbh-mm9wf4sj">
               <w:r>
                 <w:rPr>
                   <w:rFonts w:ascii="Arial" w:cs="Arial" w:eastAsia="Arial" w:hAnsi="Arial"/>
@@ -16354,7 +16354,7 @@
               <w:spacing w:after="10" w:before="0"/>
               <w:ind w:left="120"/>
             </w:pPr>
-            <w:hyperlink w:history="1" r:id="rIdp_yztyebl-64h7my4y6nv">
+            <w:hyperlink w:history="1" r:id="rIdgi7fwubxzdkec7ac7awwi">
               <w:r>
                 <w:rPr>
                   <w:rFonts w:ascii="Arial" w:cs="Arial" w:eastAsia="Arial" w:hAnsi="Arial"/>
@@ -16399,7 +16399,7 @@
             <w:pPr>
               <w:spacing w:after="20" w:before="0"/>
             </w:pPr>
-            <w:hyperlink w:history="1" r:id="rIdljw3l8nuwj28b045xnq8d">
+            <w:hyperlink w:history="1" r:id="rId8tlb8mcwzbbgwhlo_wm0t">
               <w:r>
                 <w:rPr>
                   <w:rFonts w:ascii="Arial" w:cs="Arial" w:eastAsia="Arial" w:hAnsi="Arial"/>
@@ -16448,7 +16448,7 @@
               <w:spacing w:after="10" w:before="0"/>
               <w:ind w:left="120"/>
             </w:pPr>
-            <w:hyperlink w:history="1" r:id="rId8mqz0rbf0cswak8ks2bej">
+            <w:hyperlink w:history="1" r:id="rIdbop47owxwl7f26npqttbl">
               <w:r>
                 <w:rPr>
                   <w:rFonts w:ascii="Arial" w:cs="Arial" w:eastAsia="Arial" w:hAnsi="Arial"/>
@@ -16526,7 +16526,7 @@
               </w:rPr>
               <w:t xml:space="preserve">Run a gallery walk: 'Visit two other groups. Find one statement that is the same as yours and one that is different.' Then call the class together and ask 5 cold-calls: 'What did group X notice about the area ratio and k?' Build the shared claim on the board using learners' words and add the symbols k^2. Ask: 'Why a square? Think back to the 3 along and 3 across tiling. Turn and talk with your partner.' WAIT TIME 15 seconds, then cold-call 3 pairs. Provide the CER frame on the board and have groups write a CER paragraph for the paint puzzle. Ask: 'What would be the area factor for M, k = 1.5? Check it against your table.' (2.25.) Press for precision: 'Is the area factor 2 or 4 for the large sufuria? Which length numbers did you multiply?' Use a misconception probe: 'Joseph says that because the large sufuria is twice as big, the paint is doubled. What evidence would you show Joseph?' Then name the idea explicitly: 'Area scale factor equals k squared.' </w:t>
             </w:r>
-            <w:ins w:id="9029" w:author="Claude (AI) - proposed" w:date="2026-10-15T20:14:48Z">
+            <w:ins w:id="9029" w:author="Claude (AI) - proposed" w:date="2026-10-18T00:28:32Z">
               <w:r>
                 <w:rPr>
                   <w:rFonts w:ascii="Arial" w:cs="Arial" w:eastAsia="Arial" w:hAnsi="Arial"/>
@@ -16676,7 +16676,7 @@
             <w:pPr>
               <w:spacing w:after="20" w:before="0"/>
             </w:pPr>
-            <w:hyperlink w:history="1" r:id="rIdvw7alp91f1a46r-qxdfvq">
+            <w:hyperlink w:history="1" r:id="rId0w4fggmvdraxu-fffdcnm">
               <w:r>
                 <w:rPr>
                   <w:rFonts w:ascii="Arial" w:cs="Arial" w:eastAsia="Arial" w:hAnsi="Arial"/>
@@ -16725,7 +16725,7 @@
               <w:spacing w:after="10" w:before="0"/>
               <w:ind w:left="120"/>
             </w:pPr>
-            <w:hyperlink w:history="1" r:id="rIdj74iqy8e7gr0hrx3rvtym">
+            <w:hyperlink w:history="1" r:id="rIdhizrwi4ly24vhxjkcpahz">
               <w:r>
                 <w:rPr>
                   <w:rFonts w:ascii="Arial" w:cs="Arial" w:eastAsia="Arial" w:hAnsi="Arial"/>
@@ -16770,7 +16770,7 @@
             <w:pPr>
               <w:spacing w:after="20" w:before="0"/>
             </w:pPr>
-            <w:hyperlink w:history="1" r:id="rId-cmsuukf6lqjqcex1n3dw">
+            <w:hyperlink w:history="1" r:id="rIdti6ktk_1hdohcsqxadsuo">
               <w:r>
                 <w:rPr>
                   <w:rFonts w:ascii="Arial" w:cs="Arial" w:eastAsia="Arial" w:hAnsi="Arial"/>
@@ -16819,7 +16819,7 @@
               <w:spacing w:after="10" w:before="0"/>
               <w:ind w:left="120"/>
             </w:pPr>
-            <w:hyperlink w:history="1" r:id="rIdil_iy0m7sgmi4xowmd98q">
+            <w:hyperlink w:history="1" r:id="rIdo1q6jahl-ciqbquryvzs5">
               <w:r>
                 <w:rPr>
                   <w:rFonts w:ascii="Arial" w:cs="Arial" w:eastAsia="Arial" w:hAnsi="Arial"/>
@@ -17019,7 +17019,7 @@
             <w:pPr>
               <w:spacing w:after="20" w:before="0"/>
             </w:pPr>
-            <w:hyperlink w:history="1" r:id="rId07roqz1ucedtaqmbpbca2">
+            <w:hyperlink w:history="1" r:id="rIdu-osr6bbfk47txzq3tcax">
               <w:r>
                 <w:rPr>
                   <w:rFonts w:ascii="Arial" w:cs="Arial" w:eastAsia="Arial" w:hAnsi="Arial"/>
@@ -17068,7 +17068,7 @@
               <w:spacing w:after="10" w:before="0"/>
               <w:ind w:left="120"/>
             </w:pPr>
-            <w:hyperlink w:history="1" r:id="rIdotgm-aj_ohgtqek99kfzp">
+            <w:hyperlink w:history="1" r:id="rIdqaijf-rdc4pzd71z9tkpr">
               <w:r>
                 <w:rPr>
                   <w:rFonts w:ascii="Arial" w:cs="Arial" w:eastAsia="Arial" w:hAnsi="Arial"/>
@@ -17113,7 +17113,7 @@
             <w:pPr>
               <w:spacing w:after="20" w:before="0"/>
             </w:pPr>
-            <w:hyperlink w:history="1" r:id="rIdtahmxxkzg6lviswmgbali">
+            <w:hyperlink w:history="1" r:id="rIdndcb5ipzfruwypx93_lg-">
               <w:r>
                 <w:rPr>
                   <w:rFonts w:ascii="Arial" w:cs="Arial" w:eastAsia="Arial" w:hAnsi="Arial"/>
@@ -17162,7 +17162,7 @@
               <w:spacing w:after="10" w:before="0"/>
               <w:ind w:left="120"/>
             </w:pPr>
-            <w:hyperlink w:history="1" r:id="rIdozhobms7zmj-e3vo9au-w">
+            <w:hyperlink w:history="1" r:id="rIda8z6_cs6c57f5lndtjy23">
               <w:r>
                 <w:rPr>
                   <w:rFonts w:ascii="Arial" w:cs="Arial" w:eastAsia="Arial" w:hAnsi="Arial"/>
@@ -17687,7 +17687,7 @@
         </w:rPr>
         <w:t xml:space="preserve">© 2026 SeaVuria and ARES. Aligned with KICD objectives. Developed by SeaVuria; technical implementation by ARES (with AI assistance from Claude). Licensed under </w:t>
       </w:r>
-      <w:hyperlink w:history="1" r:id="rIdyy_jd1yjm9ls4ve__78rk">
+      <w:hyperlink w:history="1" r:id="rIdzdnskgqvonmeak2lxkpib">
         <w:r>
           <w:rPr>
             <w:rFonts w:ascii="Arial" w:cs="Arial" w:eastAsia="Arial" w:hAnsi="Arial"/>
@@ -17708,7 +17708,7 @@
         </w:rPr>
         <w:t xml:space="preserve"> (</w:t>
       </w:r>
-      <w:hyperlink w:history="1" r:id="rIdlm1lipjbmq3qezjhqly_w">
+      <w:hyperlink w:history="1" r:id="rIdomokofwztajdcn8thpwd7">
         <w:r>
           <w:rPr>
             <w:rFonts w:ascii="Arial" w:cs="Arial" w:eastAsia="Arial" w:hAnsi="Arial"/>
@@ -18460,7 +18460,7 @@
               </w:rPr>
               <w:t xml:space="preserve">Mama Achieng's large sufuria is 2 times as tall and 2 times as wide as the small one and costs only twice as much (KSh 120 against KSh 60), yet families in Kisumu say it feeds far more than twice as many people. In Lesson 5 learners found that paint area scales by k^2 (KSh 20 to KSh 80). Now they return to their Lesson 1 serving predictions and test them. Groups of 4 first build and measure cubes (side 5 cm and 10 cm) and a flour-tin style cuboid (5 x 4 x 3 cm to 10 x 8 x 6 cm), then compare volumes and discover that doubling every length gives 8 times the volume. They link the rule k^3 to the three lengths in V = pi r^2 h and apply it to the sufurias (2411.52, 8138.88 and 19292.16 cm3; about 6, 20 and 48 servings of 400 cm3). They then update the DQB and the class model.</w:t>
             </w:r>
-            <w:ins w:id="9030" w:author="Claude (AI) - proposed" w:date="2026-10-15T20:14:48Z">
+            <w:ins w:id="9030" w:author="Claude (AI) - proposed" w:date="2026-10-18T00:28:32Z">
               <w:r>
                 <w:rPr>
                   <w:rFonts w:ascii="Arial" w:cs="Arial" w:eastAsia="Arial" w:hAnsi="Arial"/>
@@ -18763,7 +18763,7 @@
             <w:pPr>
               <w:spacing w:after="20" w:before="0"/>
             </w:pPr>
-            <w:hyperlink w:history="1" r:id="rIdjzzbnvzpksac3btzw6n1a">
+            <w:hyperlink w:history="1" r:id="rIdv6vnpf6b-sp-u-7yjrkdr">
               <w:r>
                 <w:rPr>
                   <w:rFonts w:ascii="Arial" w:cs="Arial" w:eastAsia="Arial" w:hAnsi="Arial"/>
@@ -18796,7 +18796,7 @@
               <w:spacing w:after="10" w:before="0"/>
               <w:ind w:left="120"/>
             </w:pPr>
-            <w:hyperlink w:history="1" r:id="rIdhk5jr11nvftlki7bny4d6">
+            <w:hyperlink w:history="1" r:id="rIdc1xr2i8_f03ozav54y6nc">
               <w:r>
                 <w:rPr>
                   <w:rFonts w:ascii="Arial" w:cs="Arial" w:eastAsia="Arial" w:hAnsi="Arial"/>
@@ -18841,7 +18841,7 @@
             <w:pPr>
               <w:spacing w:after="20" w:before="0"/>
             </w:pPr>
-            <w:hyperlink w:history="1" r:id="rIdoyrxmcokcwbeobpor1bsi">
+            <w:hyperlink w:history="1" r:id="rIdiwvndugd-_a3ohutls9g-">
               <w:r>
                 <w:rPr>
                   <w:rFonts w:ascii="Arial" w:cs="Arial" w:eastAsia="Arial" w:hAnsi="Arial"/>
@@ -18874,7 +18874,7 @@
               <w:spacing w:after="10" w:before="0"/>
               <w:ind w:left="120"/>
             </w:pPr>
-            <w:hyperlink w:history="1" r:id="rIdz6qscbbboghoqtihwwjs5">
+            <w:hyperlink w:history="1" r:id="rIdrcib5iez679iw5yfhgais">
               <w:r>
                 <w:rPr>
                   <w:rFonts w:ascii="Arial" w:cs="Arial" w:eastAsia="Arial" w:hAnsi="Arial"/>
@@ -18952,7 +18952,7 @@
               </w:rPr>
               <w:t xml:space="preserve">Hold up the small and large sufuria models (or a picture) and say: "Mama Achieng's large sufuria is twice as tall and twice as wide. Last lesson we found the paint area goes up 4 times. What do you think happens to the githeri it holds?" Give silent WAIT TIME of 15 seconds before anyone writes. Ask learners to write their prediction before any talk. Then say: "Turn to your partner and compare in 1 minute." Cold-call 4 pairs with: "What number did you choose and why?" Record all answers (2, 4, 6, 8, others) on the board without saying which is right. Say: "Wrong guesses are useful today because we will test them with evidence." </w:t>
             </w:r>
-            <w:ins w:id="9031" w:author="Claude (AI) - proposed" w:date="2026-10-15T20:14:48Z">
+            <w:ins w:id="9031" w:author="Claude (AI) - proposed" w:date="2026-10-18T00:28:32Z">
               <w:r>
                 <w:rPr>
                   <w:rFonts w:ascii="Arial" w:cs="Arial" w:eastAsia="Arial" w:hAnsi="Arial"/>
@@ -19102,7 +19102,7 @@
             <w:pPr>
               <w:spacing w:after="20" w:before="0"/>
             </w:pPr>
-            <w:hyperlink w:history="1" r:id="rIdccapmxsc5rmo22maaybwh">
+            <w:hyperlink w:history="1" r:id="rIduapynzwxbrdebvhblukqt">
               <w:r>
                 <w:rPr>
                   <w:rFonts w:ascii="Arial" w:cs="Arial" w:eastAsia="Arial" w:hAnsi="Arial"/>
@@ -19135,7 +19135,7 @@
               <w:spacing w:after="10" w:before="0"/>
               <w:ind w:left="120"/>
             </w:pPr>
-            <w:hyperlink w:history="1" r:id="rId7ualqkev3g2oqxrx2o1jn">
+            <w:hyperlink w:history="1" r:id="rIdww9vdkqpwd9a-i6rudffp">
               <w:r>
                 <w:rPr>
                   <w:rFonts w:ascii="Arial" w:cs="Arial" w:eastAsia="Arial" w:hAnsi="Arial"/>
@@ -19180,7 +19180,7 @@
             <w:pPr>
               <w:spacing w:after="20" w:before="0"/>
             </w:pPr>
-            <w:hyperlink w:history="1" r:id="rIdkpuwcsfhil4uieqkjtpec">
+            <w:hyperlink w:history="1" r:id="rIdz5dgt1q_mbshwybyw-hqz">
               <w:r>
                 <w:rPr>
                   <w:rFonts w:ascii="Arial" w:cs="Arial" w:eastAsia="Arial" w:hAnsi="Arial"/>
@@ -19213,7 +19213,7 @@
               <w:spacing w:after="10" w:before="0"/>
               <w:ind w:left="120"/>
             </w:pPr>
-            <w:hyperlink w:history="1" r:id="rIdxcou_5jsvpiv8trtompoy">
+            <w:hyperlink w:history="1" r:id="rIdvpagxqh32ohhlndoqkbbm">
               <w:r>
                 <w:rPr>
                   <w:rFonts w:ascii="Arial" w:cs="Arial" w:eastAsia="Arial" w:hAnsi="Arial"/>
@@ -19413,7 +19413,7 @@
             <w:pPr>
               <w:spacing w:after="20" w:before="0"/>
             </w:pPr>
-            <w:hyperlink w:history="1" r:id="rIdnhyl-wym5yvll5lr0-rb8">
+            <w:hyperlink w:history="1" r:id="rIdjshygkrd6phttftjycwi4">
               <w:r>
                 <w:rPr>
                   <w:rFonts w:ascii="Arial" w:cs="Arial" w:eastAsia="Arial" w:hAnsi="Arial"/>
@@ -19462,7 +19462,7 @@
               <w:spacing w:after="10" w:before="0"/>
               <w:ind w:left="120"/>
             </w:pPr>
-            <w:hyperlink w:history="1" r:id="rIdn-4uvblxhiejnxx2pljw8">
+            <w:hyperlink w:history="1" r:id="rIdlxqp77dpqpidaavxg2tao">
               <w:r>
                 <w:rPr>
                   <w:rFonts w:ascii="Arial" w:cs="Arial" w:eastAsia="Arial" w:hAnsi="Arial"/>
@@ -19507,7 +19507,7 @@
             <w:pPr>
               <w:spacing w:after="20" w:before="0"/>
             </w:pPr>
-            <w:hyperlink w:history="1" r:id="rIdcl_v-bnuq2ra_apvno315">
+            <w:hyperlink w:history="1" r:id="rIdfs3mskzs_67lng9xehjs1">
               <w:r>
                 <w:rPr>
                   <w:rFonts w:ascii="Arial" w:cs="Arial" w:eastAsia="Arial" w:hAnsi="Arial"/>
@@ -19540,7 +19540,7 @@
               <w:spacing w:after="10" w:before="0"/>
               <w:ind w:left="120"/>
             </w:pPr>
-            <w:hyperlink w:history="1" r:id="rIdwwffjp_u2vypfmmjsuenv">
+            <w:hyperlink w:history="1" r:id="rIdurjg2yw377xjvs0fpjjnu">
               <w:r>
                 <w:rPr>
                   <w:rFonts w:ascii="Arial" w:cs="Arial" w:eastAsia="Arial" w:hAnsi="Arial"/>
@@ -19618,7 +19618,7 @@
               </w:rPr>
               <w:t xml:space="preserve">Ask: "Why does the volume use three lengths while the paint area used only two?" and give 15 seconds of silent WAIT TIME</w:t>
             </w:r>
-            <w:ins w:id="9032" w:author="Claude (AI) - proposed" w:date="2026-10-15T20:14:48Z">
+            <w:ins w:id="9032" w:author="Claude (AI) - proposed" w:date="2026-10-18T00:28:32Z">
               <w:r>
                 <w:rPr>
                   <w:rFonts w:ascii="Arial" w:cs="Arial" w:eastAsia="Arial" w:hAnsi="Arial"/>
@@ -19646,7 +19646,7 @@
               </w:rPr>
               <w:t xml:space="preserve">. Cold-call 3 learners to answer and then ask a fourth: "Do you agree or disagree, and why?" Say: "Show your 8 using the sufuria numbers, not just the cubes." Have groups check 19292.16 / 2411.52 on a calculator. Ask: "Mama Achieng's customers said 'far more than twice'. Whose prediction on the wall was closest? What was missing from the others?" Press for reasons: "Which of the three lengths did the 'twice' prediction forget?" Ask: "Is the large sufuria a bargain for the customer? Is the paint a bargain for Mama Achieng?" (use KSh 80 against KSh 20 from Lesson 5 only as a reminder). Make sure the phrase 'exactly 8 times S' is used rather than 'exactly 19.2 L'. Do not re-teach area; just refer to k^2 = 4 from Lesson 5.</w:t>
             </w:r>
-            <w:ins w:id="9033" w:author="Claude (AI) - proposed" w:date="2026-10-15T20:14:48Z">
+            <w:ins w:id="9033" w:author="Claude (AI) - proposed" w:date="2026-10-18T00:28:32Z">
               <w:r>
                 <w:rPr>
                   <w:rFonts w:ascii="Arial" w:cs="Arial" w:eastAsia="Arial" w:hAnsi="Arial"/>
@@ -19783,7 +19783,7 @@
             <w:pPr>
               <w:spacing w:after="20" w:before="0"/>
             </w:pPr>
-            <w:hyperlink w:history="1" r:id="rIdo3bfpd5dwg-nkns0wjgja">
+            <w:hyperlink w:history="1" r:id="rIdxauoquf8_kmng6qpvy9hc">
               <w:r>
                 <w:rPr>
                   <w:rFonts w:ascii="Arial" w:cs="Arial" w:eastAsia="Arial" w:hAnsi="Arial"/>
@@ -19832,7 +19832,7 @@
               <w:spacing w:after="10" w:before="0"/>
               <w:ind w:left="120"/>
             </w:pPr>
-            <w:hyperlink w:history="1" r:id="rIdgi2e04_dvsda3bcb7xous">
+            <w:hyperlink w:history="1" r:id="rIdp1ux-sfmpptqxphqufvxk">
               <w:r>
                 <w:rPr>
                   <w:rFonts w:ascii="Arial" w:cs="Arial" w:eastAsia="Arial" w:hAnsi="Arial"/>
@@ -19877,7 +19877,7 @@
             <w:pPr>
               <w:spacing w:after="20" w:before="0"/>
             </w:pPr>
-            <w:hyperlink w:history="1" r:id="rIdfskncdnh1ttne_3wx-xnd">
+            <w:hyperlink w:history="1" r:id="rIdwuux2kic2eqay9tp4hvxs">
               <w:r>
                 <w:rPr>
                   <w:rFonts w:ascii="Arial" w:cs="Arial" w:eastAsia="Arial" w:hAnsi="Arial"/>
@@ -19910,7 +19910,7 @@
               <w:spacing w:after="10" w:before="0"/>
               <w:ind w:left="120"/>
             </w:pPr>
-            <w:hyperlink w:history="1" r:id="rIdrlqvzhabid1ce7hzznlhe">
+            <w:hyperlink w:history="1" r:id="rIdeewoih3ucgqp0_ilyguh1">
               <w:r>
                 <w:rPr>
                   <w:rFonts w:ascii="Arial" w:cs="Arial" w:eastAsia="Arial" w:hAnsi="Arial"/>
@@ -20110,7 +20110,7 @@
             <w:pPr>
               <w:spacing w:after="20" w:before="0"/>
             </w:pPr>
-            <w:hyperlink w:history="1" r:id="rIdwjitutqdrks0ww5ydznqe">
+            <w:hyperlink w:history="1" r:id="rIdh7uep-fh0pc4x297zjs_a">
               <w:r>
                 <w:rPr>
                   <w:rFonts w:ascii="Arial" w:cs="Arial" w:eastAsia="Arial" w:hAnsi="Arial"/>
@@ -20159,7 +20159,7 @@
               <w:spacing w:after="10" w:before="0"/>
               <w:ind w:left="120"/>
             </w:pPr>
-            <w:hyperlink w:history="1" r:id="rIdmc2hdcqi_unnsxketovsu">
+            <w:hyperlink w:history="1" r:id="rIdtv_bw0c7hzny3tvyvuqjf">
               <w:r>
                 <w:rPr>
                   <w:rFonts w:ascii="Arial" w:cs="Arial" w:eastAsia="Arial" w:hAnsi="Arial"/>
@@ -20204,7 +20204,7 @@
             <w:pPr>
               <w:spacing w:after="20" w:before="0"/>
             </w:pPr>
-            <w:hyperlink w:history="1" r:id="rIdcp1ta7l8vjmtcsedokeya">
+            <w:hyperlink w:history="1" r:id="rIdsy7a9khuwtbvhixl9suvw">
               <w:r>
                 <w:rPr>
                   <w:rFonts w:ascii="Arial" w:cs="Arial" w:eastAsia="Arial" w:hAnsi="Arial"/>
@@ -20253,7 +20253,7 @@
               <w:spacing w:after="10" w:before="0"/>
               <w:ind w:left="120"/>
             </w:pPr>
-            <w:hyperlink w:history="1" r:id="rId8tpiwhlo6fxppo2mj8hjr">
+            <w:hyperlink w:history="1" r:id="rIdlmcmm3tvhjj2jup8s2vpm">
               <w:r>
                 <w:rPr>
                   <w:rFonts w:ascii="Arial" w:cs="Arial" w:eastAsia="Arial" w:hAnsi="Arial"/>
@@ -20778,7 +20778,7 @@
         </w:rPr>
         <w:t xml:space="preserve">© 2026 SeaVuria and ARES. Aligned with KICD objectives. Developed by SeaVuria; technical implementation by ARES (with AI assistance from Claude). Licensed under </w:t>
       </w:r>
-      <w:hyperlink w:history="1" r:id="rIdia0jay24oogyqa3vkvr6x">
+      <w:hyperlink w:history="1" r:id="rIdtnlltlkvpy8ly8hxbyh6u">
         <w:r>
           <w:rPr>
             <w:rFonts w:ascii="Arial" w:cs="Arial" w:eastAsia="Arial" w:hAnsi="Arial"/>
@@ -20799,7 +20799,7 @@
         </w:rPr>
         <w:t xml:space="preserve"> (</w:t>
       </w:r>
-      <w:hyperlink w:history="1" r:id="rIdewsuzj12f1lojxsma13fs">
+      <w:hyperlink w:history="1" r:id="rIdkc9b6jv-buzfvkp0h8r6a">
         <w:r>
           <w:rPr>
             <w:rFonts w:ascii="Arial" w:cs="Arial" w:eastAsia="Arial" w:hAnsi="Arial"/>
@@ -21839,7 +21839,7 @@
             <w:pPr>
               <w:spacing w:after="20" w:before="0"/>
             </w:pPr>
-            <w:hyperlink w:history="1" r:id="rIdp7lbjkqnrbbsipye9yjv6">
+            <w:hyperlink w:history="1" r:id="rIdzyo7mtkv1o8wmvynztmzl">
               <w:r>
                 <w:rPr>
                   <w:rFonts w:ascii="Arial" w:cs="Arial" w:eastAsia="Arial" w:hAnsi="Arial"/>
@@ -21872,7 +21872,7 @@
               <w:spacing w:after="10" w:before="0"/>
               <w:ind w:left="120"/>
             </w:pPr>
-            <w:hyperlink w:history="1" r:id="rIdb-llania8cfwwra0m-q-p">
+            <w:hyperlink w:history="1" r:id="rIdancfjwyekvwm-o7_2mb2j">
               <w:r>
                 <w:rPr>
                   <w:rFonts w:ascii="Arial" w:cs="Arial" w:eastAsia="Arial" w:hAnsi="Arial"/>
@@ -21917,7 +21917,7 @@
             <w:pPr>
               <w:spacing w:after="20" w:before="0"/>
             </w:pPr>
-            <w:hyperlink w:history="1" r:id="rIdsnhsfcs3qvrn_tbhmy4yh">
+            <w:hyperlink w:history="1" r:id="rIdy8eshsiigfdfm3fnsrlcj">
               <w:r>
                 <w:rPr>
                   <w:rFonts w:ascii="Arial" w:cs="Arial" w:eastAsia="Arial" w:hAnsi="Arial"/>
@@ -21950,7 +21950,7 @@
               <w:spacing w:after="10" w:before="0"/>
               <w:ind w:left="120"/>
             </w:pPr>
-            <w:hyperlink w:history="1" r:id="rIdrpt2zgr4kys438pctu7cq">
+            <w:hyperlink w:history="1" r:id="rIdwsx_n4pr-oltaorxswli1">
               <w:r>
                 <w:rPr>
                   <w:rFonts w:ascii="Arial" w:cs="Arial" w:eastAsia="Arial" w:hAnsi="Arial"/>
@@ -22150,7 +22150,7 @@
             <w:pPr>
               <w:spacing w:after="20" w:before="0"/>
             </w:pPr>
-            <w:hyperlink w:history="1" r:id="rId-jy5lyp6shkqat3s7mthh">
+            <w:hyperlink w:history="1" r:id="rIdynbyfpfyfg6p-yzmzbk0b">
               <w:r>
                 <w:rPr>
                   <w:rFonts w:ascii="Arial" w:cs="Arial" w:eastAsia="Arial" w:hAnsi="Arial"/>
@@ -22183,7 +22183,7 @@
               <w:spacing w:after="10" w:before="0"/>
               <w:ind w:left="120"/>
             </w:pPr>
-            <w:hyperlink w:history="1" r:id="rIdz_0njurwnbaz5fjrlo4hs">
+            <w:hyperlink w:history="1" r:id="rIdtodmkecphc6qmaoiub9zh">
               <w:r>
                 <w:rPr>
                   <w:rFonts w:ascii="Arial" w:cs="Arial" w:eastAsia="Arial" w:hAnsi="Arial"/>
@@ -22228,7 +22228,7 @@
             <w:pPr>
               <w:spacing w:after="20" w:before="0"/>
             </w:pPr>
-            <w:hyperlink w:history="1" r:id="rIdfreawpqelowthwrevemt_">
+            <w:hyperlink w:history="1" r:id="rIdnucxng3zf0k_dz6c7am9z">
               <w:r>
                 <w:rPr>
                   <w:rFonts w:ascii="Arial" w:cs="Arial" w:eastAsia="Arial" w:hAnsi="Arial"/>
@@ -22261,7 +22261,7 @@
               <w:spacing w:after="10" w:before="0"/>
               <w:ind w:left="120"/>
             </w:pPr>
-            <w:hyperlink w:history="1" r:id="rIdi9sy1h03p7j-fpmqrobxx">
+            <w:hyperlink w:history="1" r:id="rIdufsophow3aywr6iekiynl">
               <w:r>
                 <w:rPr>
                   <w:rFonts w:ascii="Arial" w:cs="Arial" w:eastAsia="Arial" w:hAnsi="Arial"/>
@@ -22461,7 +22461,7 @@
             <w:pPr>
               <w:spacing w:after="20" w:before="0"/>
             </w:pPr>
-            <w:hyperlink w:history="1" r:id="rIdafpfcdqsazacrqp85iagg">
+            <w:hyperlink w:history="1" r:id="rIde2g6ccqpr5b6_rcgr3yri">
               <w:r>
                 <w:rPr>
                   <w:rFonts w:ascii="Arial" w:cs="Arial" w:eastAsia="Arial" w:hAnsi="Arial"/>
@@ -22494,7 +22494,7 @@
               <w:spacing w:after="10" w:before="0"/>
               <w:ind w:left="120"/>
             </w:pPr>
-            <w:hyperlink w:history="1" r:id="rIdqzlplax8mmfqy2owzujz5">
+            <w:hyperlink w:history="1" r:id="rIdlzglmhuisgrxkqupheqnc">
               <w:r>
                 <w:rPr>
                   <w:rFonts w:ascii="Arial" w:cs="Arial" w:eastAsia="Arial" w:hAnsi="Arial"/>
@@ -22539,7 +22539,7 @@
             <w:pPr>
               <w:spacing w:after="20" w:before="0"/>
             </w:pPr>
-            <w:hyperlink w:history="1" r:id="rIdzd1c4yi_b7mqkejnrc120">
+            <w:hyperlink w:history="1" r:id="rIdlyhubefqmhtbd6ar2za4f">
               <w:r>
                 <w:rPr>
                   <w:rFonts w:ascii="Arial" w:cs="Arial" w:eastAsia="Arial" w:hAnsi="Arial"/>
@@ -22572,7 +22572,7 @@
               <w:spacing w:after="10" w:before="0"/>
               <w:ind w:left="120"/>
             </w:pPr>
-            <w:hyperlink w:history="1" r:id="rIdjowf6rwxnokfka6kwsnfn">
+            <w:hyperlink w:history="1" r:id="rIdiliyofac82q_dlwcsfrrp">
               <w:r>
                 <w:rPr>
                   <w:rFonts w:ascii="Arial" w:cs="Arial" w:eastAsia="Arial" w:hAnsi="Arial"/>
@@ -22772,7 +22772,7 @@
             <w:pPr>
               <w:spacing w:after="20" w:before="0"/>
             </w:pPr>
-            <w:hyperlink w:history="1" r:id="rIdbtnsbucjblrxiuwz6on5b">
+            <w:hyperlink w:history="1" r:id="rIdzxitts-s81ycpon-caynf">
               <w:r>
                 <w:rPr>
                   <w:rFonts w:ascii="Arial" w:cs="Arial" w:eastAsia="Arial" w:hAnsi="Arial"/>
@@ -22805,7 +22805,7 @@
               <w:spacing w:after="10" w:before="0"/>
               <w:ind w:left="120"/>
             </w:pPr>
-            <w:hyperlink w:history="1" r:id="rIdywp6qkqyco_xrugmg-3uv">
+            <w:hyperlink w:history="1" r:id="rIdyatkkhblruajnrfw4_qm7">
               <w:r>
                 <w:rPr>
                   <w:rFonts w:ascii="Arial" w:cs="Arial" w:eastAsia="Arial" w:hAnsi="Arial"/>
@@ -22850,7 +22850,7 @@
             <w:pPr>
               <w:spacing w:after="20" w:before="0"/>
             </w:pPr>
-            <w:hyperlink w:history="1" r:id="rIdz90mb1apzwl7dxzys64vt">
+            <w:hyperlink w:history="1" r:id="rId3rjztgmz6-iuxm21q2ywa">
               <w:r>
                 <w:rPr>
                   <w:rFonts w:ascii="Arial" w:cs="Arial" w:eastAsia="Arial" w:hAnsi="Arial"/>
@@ -22883,7 +22883,7 @@
               <w:spacing w:after="10" w:before="0"/>
               <w:ind w:left="120"/>
             </w:pPr>
-            <w:hyperlink w:history="1" r:id="rIdb0ypy29k8exksfmiwg9gd">
+            <w:hyperlink w:history="1" r:id="rId1jp-46qx6nbgkkpkxomuy">
               <w:r>
                 <w:rPr>
                   <w:rFonts w:ascii="Arial" w:cs="Arial" w:eastAsia="Arial" w:hAnsi="Arial"/>
@@ -23083,7 +23083,7 @@
             <w:pPr>
               <w:spacing w:after="20" w:before="0"/>
             </w:pPr>
-            <w:hyperlink w:history="1" r:id="rId-5df_bfsbpdhaz8j_tehz">
+            <w:hyperlink w:history="1" r:id="rIdffil6zn1gdwz-wuv_ywa5">
               <w:r>
                 <w:rPr>
                   <w:rFonts w:ascii="Arial" w:cs="Arial" w:eastAsia="Arial" w:hAnsi="Arial"/>
@@ -23116,7 +23116,7 @@
               <w:spacing w:after="10" w:before="0"/>
               <w:ind w:left="120"/>
             </w:pPr>
-            <w:hyperlink w:history="1" r:id="rIdqezajjgso9brh9jj03hbr">
+            <w:hyperlink w:history="1" r:id="rIdrjiou7654cvqoluflepwe">
               <w:r>
                 <w:rPr>
                   <w:rFonts w:ascii="Arial" w:cs="Arial" w:eastAsia="Arial" w:hAnsi="Arial"/>
@@ -23161,7 +23161,7 @@
             <w:pPr>
               <w:spacing w:after="20" w:before="0"/>
             </w:pPr>
-            <w:hyperlink w:history="1" r:id="rId0fd6ahk38gljrsshqzwd9">
+            <w:hyperlink w:history="1" r:id="rId9tanrxqmsp2yjar3yurq1">
               <w:r>
                 <w:rPr>
                   <w:rFonts w:ascii="Arial" w:cs="Arial" w:eastAsia="Arial" w:hAnsi="Arial"/>
@@ -23210,7 +23210,7 @@
               <w:spacing w:after="10" w:before="0"/>
               <w:ind w:left="120"/>
             </w:pPr>
-            <w:hyperlink w:history="1" r:id="rIdovvbugv4z-avzphipikd0">
+            <w:hyperlink w:history="1" r:id="rIdmkoylzj6hibs1uadnobrc">
               <w:r>
                 <w:rPr>
                   <w:rFonts w:ascii="Arial" w:cs="Arial" w:eastAsia="Arial" w:hAnsi="Arial"/>
@@ -23735,7 +23735,7 @@
         </w:rPr>
         <w:t xml:space="preserve">© 2026 SeaVuria and ARES. Aligned with KICD objectives. Developed by SeaVuria; technical implementation by ARES (with AI assistance from Claude). Licensed under </w:t>
       </w:r>
-      <w:hyperlink w:history="1" r:id="rIdwlw_dvut11wm44byo0ygb">
+      <w:hyperlink w:history="1" r:id="rIdjqmvxfbywrojje33lnhak">
         <w:r>
           <w:rPr>
             <w:rFonts w:ascii="Arial" w:cs="Arial" w:eastAsia="Arial" w:hAnsi="Arial"/>
@@ -23756,7 +23756,7 @@
         </w:rPr>
         <w:t xml:space="preserve"> (</w:t>
       </w:r>
-      <w:hyperlink w:history="1" r:id="rId2aoh4nf8zxbxmno5z5x6f">
+      <w:hyperlink w:history="1" r:id="rIdmfzfcxkdahxi1ve5foxuw">
         <w:r>
           <w:rPr>
             <w:rFonts w:ascii="Arial" w:cs="Arial" w:eastAsia="Arial" w:hAnsi="Arial"/>
@@ -24413,7 +24413,7 @@
               </w:rPr>
               <w:t xml:space="preserve">Cut cardboard with blunt-nosed scissors or a craft knife used only by the teacher or under direct supervision; cut away from the body on a flat desk. Check empty tins for sharp rims and file or tape the edges. Use only clean, dry, </w:t>
             </w:r>
-            <w:del w:id="9034" w:author="Claude (AI) - proposed" w:date="2026-10-15T20:14:48Z">
+            <w:del w:id="9034" w:author="Claude (AI) - proposed" w:date="2026-10-18T00:28:32Z">
               <w:r>
                 <w:rPr>
                   <w:rFonts w:ascii="Arial" w:cs="Arial" w:eastAsia="Arial" w:hAnsi="Arial"/>
@@ -24536,7 +24536,7 @@
               </w:rPr>
               <w:t xml:space="preserve">Mama Achieng at Kibuye Market in Kisumu sells githeri in a small (S), medium (M) and large (L) sufuria. L is 2 times as tall and 2 times as wide as S and costs KSh 120 against KSh 60 for S. Yet her customers say L feeds far more than twice as many people, and her oil paint for the outside costs more than double. In this lesson groups first build a pair of similar containers from local materials: cylinder tins (small tin radius 4 cm and height 10 cm, V = 502.4 cm3; larger tin radius 6 cm and height 15 cm, V = 1695.6 cm3, k = 1.5) or cubes (side 5 cm to side 10 cm, 125 cm3 to 1000 cm3). They predict area and volume with k^2 and k^3, test by calculation and by filling, and document the project with photos or video. Then the class returns to the sufuria phenomenon: capacity depends on three lengths so it multiplies by k^3 = 8 (about 48 servings against 6), the paint area depends on two lengths so it multiplies by k^2 = 4 (about KSh 80 against KSh 20), and the price only follows k (KSh 120 = 2 x 60). Learners write the Final Explanation, compare their final model with their Lesson 1 model, and complete the Driving Question Board.</w:t>
             </w:r>
-            <w:ins w:id="9035" w:author="Claude (AI) - proposed" w:date="2026-10-15T20:14:48Z">
+            <w:ins w:id="9035" w:author="Claude (AI) - proposed" w:date="2026-10-18T00:28:32Z">
               <w:r>
                 <w:rPr>
                   <w:rFonts w:ascii="Arial" w:cs="Arial" w:eastAsia="Arial" w:hAnsi="Arial"/>
@@ -24839,7 +24839,7 @@
             <w:pPr>
               <w:spacing w:after="20" w:before="0"/>
             </w:pPr>
-            <w:hyperlink w:history="1" r:id="rIdtbfmvllskuchtq_wvxhdk">
+            <w:hyperlink w:history="1" r:id="rId4sugavbyxhb0kl4lytq5b">
               <w:r>
                 <w:rPr>
                   <w:rFonts w:ascii="Arial" w:cs="Arial" w:eastAsia="Arial" w:hAnsi="Arial"/>
@@ -24872,7 +24872,7 @@
               <w:spacing w:after="10" w:before="0"/>
               <w:ind w:left="120"/>
             </w:pPr>
-            <w:hyperlink w:history="1" r:id="rIdlfpuxgsbbl8wm0ejuogpr">
+            <w:hyperlink w:history="1" r:id="rIdyygc_ogggrln-ihwuotue">
               <w:r>
                 <w:rPr>
                   <w:rFonts w:ascii="Arial" w:cs="Arial" w:eastAsia="Arial" w:hAnsi="Arial"/>
@@ -24917,7 +24917,7 @@
             <w:pPr>
               <w:spacing w:after="20" w:before="0"/>
             </w:pPr>
-            <w:hyperlink w:history="1" r:id="rId5-jicgk9tstgfhlabhr5a">
+            <w:hyperlink w:history="1" r:id="rIdrdprf2ao6ub2eoofz5xwi">
               <w:r>
                 <w:rPr>
                   <w:rFonts w:ascii="Arial" w:cs="Arial" w:eastAsia="Arial" w:hAnsi="Arial"/>
@@ -24950,7 +24950,7 @@
               <w:spacing w:after="10" w:before="0"/>
               <w:ind w:left="120"/>
             </w:pPr>
-            <w:hyperlink w:history="1" r:id="rIdvr2a4nvwkncmvpspgul7h">
+            <w:hyperlink w:history="1" r:id="rIdiembvgxzs2z6jfdhgiea2">
               <w:r>
                 <w:rPr>
                   <w:rFonts w:ascii="Arial" w:cs="Arial" w:eastAsia="Arial" w:hAnsi="Arial"/>
@@ -25150,7 +25150,7 @@
             <w:pPr>
               <w:spacing w:after="20" w:before="0"/>
             </w:pPr>
-            <w:hyperlink w:history="1" r:id="rIdju67tvpljsyyeqxbq8pgu">
+            <w:hyperlink w:history="1" r:id="rId3tihvxfu3p4pw9305wwvi">
               <w:r>
                 <w:rPr>
                   <w:rFonts w:ascii="Arial" w:cs="Arial" w:eastAsia="Arial" w:hAnsi="Arial"/>
@@ -25183,7 +25183,7 @@
               <w:spacing w:after="10" w:before="0"/>
               <w:ind w:left="120"/>
             </w:pPr>
-            <w:hyperlink w:history="1" r:id="rIdydakevqg1ug-vcfvp61ag">
+            <w:hyperlink w:history="1" r:id="rIdg_vlxf_6g7-gplht-rv79">
               <w:r>
                 <w:rPr>
                   <w:rFonts w:ascii="Arial" w:cs="Arial" w:eastAsia="Arial" w:hAnsi="Arial"/>
@@ -25228,7 +25228,7 @@
             <w:pPr>
               <w:spacing w:after="20" w:before="0"/>
             </w:pPr>
-            <w:hyperlink w:history="1" r:id="rIdignl3r_hhpi3x1zq_upkx">
+            <w:hyperlink w:history="1" r:id="rIdshavmzh4o-wjijirhxoia">
               <w:r>
                 <w:rPr>
                   <w:rFonts w:ascii="Arial" w:cs="Arial" w:eastAsia="Arial" w:hAnsi="Arial"/>
@@ -25261,7 +25261,7 @@
               <w:spacing w:after="10" w:before="0"/>
               <w:ind w:left="120"/>
             </w:pPr>
-            <w:hyperlink w:history="1" r:id="rIdp90ahvbryxen9bezfpu8p">
+            <w:hyperlink w:history="1" r:id="rId9mp0nuwsg8ygjedhw8qvf">
               <w:r>
                 <w:rPr>
                   <w:rFonts w:ascii="Arial" w:cs="Arial" w:eastAsia="Arial" w:hAnsi="Arial"/>
@@ -25306,7 +25306,7 @@
               </w:rPr>
               <w:t xml:space="preserve">Project build and check (about </w:t>
             </w:r>
-            <w:del w:id="9036" w:author="Claude (AI) - proposed" w:date="2026-10-15T20:14:48Z">
+            <w:del w:id="9036" w:author="Claude (AI) - proposed" w:date="2026-10-18T00:28:32Z">
               <w:r>
                 <w:rPr>
                   <w:rFonts w:ascii="Arial" w:cs="Arial" w:eastAsia="Arial" w:hAnsi="Arial"/>
@@ -25321,7 +25321,7 @@
                 <w:delText xml:space="preserve">35 minutes</w:delText>
               </w:r>
             </w:del>
-            <w:ins w:id="9037" w:author="Claude (AI) - proposed" w:date="2026-10-15T20:14:48Z">
+            <w:ins w:id="9037" w:author="Claude (AI) - proposed" w:date="2026-10-18T00:28:32Z">
               <w:r>
                 <w:rPr>
                   <w:rFonts w:ascii="Arial" w:cs="Arial" w:eastAsia="Arial" w:hAnsi="Arial"/>
@@ -25349,7 +25349,7 @@
               </w:rPr>
               <w:t xml:space="preserve">). Each group chooses a pair of similar containers to make from local materials such as cardboard, empty tins, plastic bottles and maize-flour packets. Options: (a) two cubes, side 5 cm and side 10 cm; (b) two cuboids, 5 x 4 x 3 cm and 10 x 8 x 6 cm; (c) two cylinders, radius 4 cm and height 10 cm and radius 6 cm and height 15 cm. Steps: 1) Plan and record the dimensions and k in a table. 2) Measure and cut or select materials accurately. 3) Build both containers and check similarity: all lengths in the same ratio. 4) Calculate the volume and surface area of each. Check cases: cubes 125 and 1000 cm3 (ratio 8); cuboids 60 and 480 cm3 (ratio 8); cylinders V = 3.14 x 4 x 4 x 10 = 502.4 cm3 and V = 3.14 x 6 x 6 x 15 = 1695.6 cm3 (ratio 1695.6 / 502.4 = 3.375 = 1.5 x 1.5 x 1.5). </w:t>
             </w:r>
-            <w:ins w:id="9038" w:author="Claude (AI) - proposed" w:date="2026-10-15T20:14:48Z">
+            <w:ins w:id="9038" w:author="Claude (AI) - proposed" w:date="2026-10-18T00:28:32Z">
               <w:r>
                 <w:rPr>
                   <w:rFonts w:ascii="Arial" w:cs="Arial" w:eastAsia="Arial" w:hAnsi="Arial"/>
@@ -25532,7 +25532,7 @@
             <w:pPr>
               <w:spacing w:after="20" w:before="0"/>
             </w:pPr>
-            <w:hyperlink w:history="1" r:id="rId5uku1t03mhaw1i1azc1o2">
+            <w:hyperlink w:history="1" r:id="rIda6vyumlv6kb2f_nicokfh">
               <w:r>
                 <w:rPr>
                   <w:rFonts w:ascii="Arial" w:cs="Arial" w:eastAsia="Arial" w:hAnsi="Arial"/>
@@ -25581,7 +25581,7 @@
               <w:spacing w:after="10" w:before="0"/>
               <w:ind w:left="120"/>
             </w:pPr>
-            <w:hyperlink w:history="1" r:id="rIde5v0cash-qiw7ta21knga">
+            <w:hyperlink w:history="1" r:id="rId6m2ud_2a-pjkka8b9-u0l">
               <w:r>
                 <w:rPr>
                   <w:rFonts w:ascii="Arial" w:cs="Arial" w:eastAsia="Arial" w:hAnsi="Arial"/>
@@ -25626,7 +25626,7 @@
             <w:pPr>
               <w:spacing w:after="20" w:before="0"/>
             </w:pPr>
-            <w:hyperlink w:history="1" r:id="rIdani9xga7fgurwibu3poqf">
+            <w:hyperlink w:history="1" r:id="rId7yqwpby12t0qt9hh2-nja">
               <w:r>
                 <w:rPr>
                   <w:rFonts w:ascii="Arial" w:cs="Arial" w:eastAsia="Arial" w:hAnsi="Arial"/>
@@ -25675,7 +25675,7 @@
               <w:spacing w:after="10" w:before="0"/>
               <w:ind w:left="120"/>
             </w:pPr>
-            <w:hyperlink w:history="1" r:id="rIdlrlldf8a395jyhefd18a7">
+            <w:hyperlink w:history="1" r:id="rIdc6_l1-kjqrkwzqkg0g62l">
               <w:r>
                 <w:rPr>
                   <w:rFonts w:ascii="Arial" w:cs="Arial" w:eastAsia="Arial" w:hAnsi="Arial"/>
@@ -25753,7 +25753,7 @@
               </w:rPr>
               <w:t xml:space="preserve">Say: 'Now answer the question we started with: why does a sufuria twice as tall and twice as wide hold far more than twice the githeri?' Ask groups to link each part of their explanation to a piece of evidence from today's build. WAIT TIME 15 seconds, then cold-call 4 learners, one for each question: Why 8 for capacity? Why 4 for paint? Why only 2 for the price? Who gains and who loses, the customer or Mama Achieng? Press for reasoning: 'How many lengths does capacity depend on? Name them.' Accept 'radius, radius, height'. Ask: 'What would the large sufuria hold if k were 3?' (27 times). Use the exact wording 'exactly 8 times S', not 'exactly 19.2 litres'. </w:t>
             </w:r>
-            <w:ins w:id="9039" w:author="Claude (AI) - proposed" w:date="2026-10-15T20:14:48Z">
+            <w:ins w:id="9039" w:author="Claude (AI) - proposed" w:date="2026-10-18T00:28:32Z">
               <w:r>
                 <w:rPr>
                   <w:rFonts w:ascii="Arial" w:cs="Arial" w:eastAsia="Arial" w:hAnsi="Arial"/>
@@ -25903,7 +25903,7 @@
             <w:pPr>
               <w:spacing w:after="20" w:before="0"/>
             </w:pPr>
-            <w:hyperlink w:history="1" r:id="rId_ewdcfdeglul-puenafsh">
+            <w:hyperlink w:history="1" r:id="rId8emv2re6mdh7dweducftg">
               <w:r>
                 <w:rPr>
                   <w:rFonts w:ascii="Arial" w:cs="Arial" w:eastAsia="Arial" w:hAnsi="Arial"/>
@@ -25952,7 +25952,7 @@
               <w:spacing w:after="10" w:before="0"/>
               <w:ind w:left="120"/>
             </w:pPr>
-            <w:hyperlink w:history="1" r:id="rIdaqzqx0hvpjk0gboean7j3">
+            <w:hyperlink w:history="1" r:id="rIdkbzydq5pr_ooqkq_grhsi">
               <w:r>
                 <w:rPr>
                   <w:rFonts w:ascii="Arial" w:cs="Arial" w:eastAsia="Arial" w:hAnsi="Arial"/>
@@ -25997,7 +25997,7 @@
             <w:pPr>
               <w:spacing w:after="20" w:before="0"/>
             </w:pPr>
-            <w:hyperlink w:history="1" r:id="rIdoxoctqotzj1wqwgmsiyf2">
+            <w:hyperlink w:history="1" r:id="rIdktjw1mpxuttvprur75wyg">
               <w:r>
                 <w:rPr>
                   <w:rFonts w:ascii="Arial" w:cs="Arial" w:eastAsia="Arial" w:hAnsi="Arial"/>
@@ -26046,7 +26046,7 @@
               <w:spacing w:after="10" w:before="0"/>
               <w:ind w:left="120"/>
             </w:pPr>
-            <w:hyperlink w:history="1" r:id="rId_4czaofrzwquajahjrdsy">
+            <w:hyperlink w:history="1" r:id="rIdfciaqcxxw36b6bk9lchir">
               <w:r>
                 <w:rPr>
                   <w:rFonts w:ascii="Arial" w:cs="Arial" w:eastAsia="Arial" w:hAnsi="Arial"/>
@@ -26246,7 +26246,7 @@
             <w:pPr>
               <w:spacing w:after="20" w:before="0"/>
             </w:pPr>
-            <w:hyperlink w:history="1" r:id="rIdz-mwcp1oiolglfgalemzp">
+            <w:hyperlink w:history="1" r:id="rIdlwnfs-cbne9gsk6mb3wc0">
               <w:r>
                 <w:rPr>
                   <w:rFonts w:ascii="Arial" w:cs="Arial" w:eastAsia="Arial" w:hAnsi="Arial"/>
@@ -26295,7 +26295,7 @@
               <w:spacing w:after="10" w:before="0"/>
               <w:ind w:left="120"/>
             </w:pPr>
-            <w:hyperlink w:history="1" r:id="rIdefisepx1fgdknqrzxixnv">
+            <w:hyperlink w:history="1" r:id="rIdmvrn96rdx2hrlxkgu--gm">
               <w:r>
                 <w:rPr>
                   <w:rFonts w:ascii="Arial" w:cs="Arial" w:eastAsia="Arial" w:hAnsi="Arial"/>
@@ -26340,7 +26340,7 @@
             <w:pPr>
               <w:spacing w:after="20" w:before="0"/>
             </w:pPr>
-            <w:hyperlink w:history="1" r:id="rId2jvuprexxxzfh1hhjuscg">
+            <w:hyperlink w:history="1" r:id="rIdtkpmdi3tsjmu649kpgmsq">
               <w:r>
                 <w:rPr>
                   <w:rFonts w:ascii="Arial" w:cs="Arial" w:eastAsia="Arial" w:hAnsi="Arial"/>
@@ -26389,7 +26389,7 @@
               <w:spacing w:after="10" w:before="0"/>
               <w:ind w:left="120"/>
             </w:pPr>
-            <w:hyperlink w:history="1" r:id="rIdttnhaoqlxpqt0prilexgi">
+            <w:hyperlink w:history="1" r:id="rIdzrn2de0htjomqbievckbw">
               <w:r>
                 <w:rPr>
                   <w:rFonts w:ascii="Arial" w:cs="Arial" w:eastAsia="Arial" w:hAnsi="Arial"/>
@@ -26914,7 +26914,7 @@
         </w:rPr>
         <w:t xml:space="preserve">© 2026 SeaVuria and ARES. Aligned with KICD objectives. Developed by SeaVuria; technical implementation by ARES (with AI assistance from Claude). Licensed under </w:t>
       </w:r>
-      <w:hyperlink w:history="1" r:id="rIdr6cai2tmxeuh2snbozlnk">
+      <w:hyperlink w:history="1" r:id="rIdun5vvbf0r479nxxur8iak">
         <w:r>
           <w:rPr>
             <w:rFonts w:ascii="Arial" w:cs="Arial" w:eastAsia="Arial" w:hAnsi="Arial"/>
@@ -26935,7 +26935,7 @@
         </w:rPr>
         <w:t xml:space="preserve"> (</w:t>
       </w:r>
-      <w:hyperlink w:history="1" r:id="rId5m6mi0firomlwfg1u8t99">
+      <w:hyperlink w:history="1" r:id="rIdofjx0lclfcjwmpijk-gja">
         <w:r>
           <w:rPr>
             <w:rFonts w:ascii="Arial" w:cs="Arial" w:eastAsia="Arial" w:hAnsi="Arial"/>
